--- a/lessons/8-2/downloads/reveal/8.2-session-2-practice-form-a.docx
+++ b/lessons/8-2/downloads/reveal/8.2-session-2-practice-form-a.docx
@@ -15,7 +15,7 @@
         <w:rPr>
           <w:rFonts w:ascii="Avenir Next" w:hAnsi="Avenir Next" w:cs="Avenir Next" w:eastAsia="Avenir Next"/>
           <w:color w:val="1A1A1A"/>
-          <w:sz w:val="20"/>
+          <w:sz w:val="22"/>
           <w:szCs w:val="20"/>
         </w:rPr>
         <w:t xml:space="preserve">Name</w:t>
@@ -33,7 +33,7 @@
         <w:rPr>
           <w:rFonts w:ascii="Avenir Next" w:hAnsi="Avenir Next" w:cs="Avenir Next" w:eastAsia="Avenir Next"/>
           <w:color w:val="1A1A1A"/>
-          <w:sz w:val="20"/>
+          <w:sz w:val="22"/>
           <w:szCs w:val="20"/>
         </w:rPr>
         <w:t xml:space="preserve">   Date</w:t>
@@ -51,7 +51,7 @@
         <w:rPr>
           <w:rFonts w:ascii="Avenir Next" w:hAnsi="Avenir Next" w:cs="Avenir Next" w:eastAsia="Avenir Next"/>
           <w:color w:val="1A1A1A"/>
-          <w:sz w:val="20"/>
+          <w:sz w:val="22"/>
           <w:szCs w:val="20"/>
         </w:rPr>
         <w:t xml:space="preserve">   Period</w:t>
@@ -78,7 +78,7 @@
           <w:caps/>
           <w:color w:val="003A70"/>
           <w:spacing w:val="12"/>
-          <w:sz w:val="19"/>
+          <w:sz w:val="22"/>
           <w:szCs w:val="19"/>
         </w:rPr>
         <w:t xml:space="preserve">Lesson 8-2  ·  Session 2  ·  Practice  ·  Form A</w:t>
@@ -86,6 +86,7 @@
     </w:p>
     <w:p>
       <w:pPr>
+        <w:pStyle w:val="Heading1"/>
         <w:keepNext/>
         <w:spacing w:before="0" w:after="10" w:line="240" w:lineRule="auto"/>
       </w:pPr>
@@ -111,7 +112,7 @@
         <w:rPr>
           <w:rFonts w:ascii="Avenir Next" w:hAnsi="Avenir Next" w:cs="Avenir Next" w:eastAsia="Avenir Next"/>
           <w:color w:val="5A5F66"/>
-          <w:sz w:val="17"/>
+          <w:sz w:val="22"/>
           <w:szCs w:val="17"/>
         </w:rPr>
         <w:t xml:space="preserve">Learning target — I can solve a subtraction equation by adding the same amount to both sides.</w:t>
@@ -128,7 +129,7 @@
     </w:p>
     <w:p>
       <w:pPr>
-        <w:spacing w:before="0" w:after="0" w:line="60" w:lineRule="auto"/>
+        <w:spacing w:before="0" w:after="0" w:line="50" w:lineRule="exact"/>
       </w:pPr>
     </w:p>
     <w:tbl>
@@ -167,6 +168,7 @@
           </w:tcPr>
           <w:p>
             <w:pPr>
+              <w:pStyle w:val="Heading2"/>
               <w:spacing w:before="0" w:after="40" w:line="264" w:lineRule="auto"/>
             </w:pPr>
             <w:r>
@@ -194,35 +196,35 @@
                 <w:rFonts w:ascii="Avenir Next" w:hAnsi="Avenir Next" w:cs="Avenir Next" w:eastAsia="Avenir Next"/>
                 <w:b/>
                 <w:color w:val="003A70"/>
+                <w:sz w:val="22"/>
+                <w:szCs w:val="18"/>
+              </w:rPr>
+              <w:t xml:space="preserve">•</w:t>
+            </w:r>
+            <w:r>
+              <w:rPr>
+                <w:rFonts w:ascii="Avenir Next" w:hAnsi="Avenir Next" w:cs="Avenir Next" w:eastAsia="Avenir Next"/>
+                <w:color w:val="1A1A1A"/>
                 <w:sz w:val="18"/>
                 <w:szCs w:val="18"/>
               </w:rPr>
-              <w:t xml:space="preserve">•</w:t>
-            </w:r>
-            <w:r>
-              <w:rPr>
-                <w:rFonts w:ascii="Avenir Next" w:hAnsi="Avenir Next" w:cs="Avenir Next" w:eastAsia="Avenir Next"/>
-                <w:color w:val="1A1A1A"/>
-                <w:sz w:val="18"/>
+              <w:tab/>
+            </w:r>
+            <w:r>
+              <w:rPr>
+                <w:rFonts w:ascii="Avenir Next" w:hAnsi="Avenir Next" w:cs="Avenir Next" w:eastAsia="Avenir Next"/>
+                <w:b/>
+                <w:color w:val="1A1A1A"/>
+                <w:sz w:val="22"/>
                 <w:szCs w:val="18"/>
               </w:rPr>
-              <w:tab/>
-            </w:r>
-            <w:r>
-              <w:rPr>
-                <w:rFonts w:ascii="Avenir Next" w:hAnsi="Avenir Next" w:cs="Avenir Next" w:eastAsia="Avenir Next"/>
-                <w:b/>
-                <w:color w:val="1A1A1A"/>
-                <w:sz w:val="18"/>
-                <w:szCs w:val="18"/>
-              </w:rPr>
               <w:t xml:space="preserve">Addition</w:t>
             </w:r>
             <w:r>
               <w:rPr>
                 <w:rFonts w:ascii="Avenir Next" w:hAnsi="Avenir Next" w:cs="Avenir Next" w:eastAsia="Avenir Next"/>
                 <w:color w:val="1A1A1A"/>
-                <w:sz w:val="18"/>
+                <w:sz w:val="22"/>
                 <w:szCs w:val="18"/>
               </w:rPr>
               <w:t xml:space="preserve"> undoes subtraction. Add back what was taken away.</w:t>
@@ -241,44 +243,44 @@
                 <w:rFonts w:ascii="Avenir Next" w:hAnsi="Avenir Next" w:cs="Avenir Next" w:eastAsia="Avenir Next"/>
                 <w:b/>
                 <w:color w:val="003A70"/>
+                <w:sz w:val="22"/>
+                <w:szCs w:val="18"/>
+              </w:rPr>
+              <w:t xml:space="preserve">•</w:t>
+            </w:r>
+            <w:r>
+              <w:rPr>
+                <w:rFonts w:ascii="Avenir Next" w:hAnsi="Avenir Next" w:cs="Avenir Next" w:eastAsia="Avenir Next"/>
+                <w:color w:val="1A1A1A"/>
                 <w:sz w:val="18"/>
                 <w:szCs w:val="18"/>
               </w:rPr>
-              <w:t xml:space="preserve">•</w:t>
-            </w:r>
-            <w:r>
-              <w:rPr>
-                <w:rFonts w:ascii="Avenir Next" w:hAnsi="Avenir Next" w:cs="Avenir Next" w:eastAsia="Avenir Next"/>
-                <w:color w:val="1A1A1A"/>
-                <w:sz w:val="18"/>
+              <w:tab/>
+            </w:r>
+            <w:r>
+              <w:rPr>
+                <w:rFonts w:ascii="Avenir Next" w:hAnsi="Avenir Next" w:cs="Avenir Next" w:eastAsia="Avenir Next"/>
+                <w:color w:val="1A1A1A"/>
+                <w:sz w:val="22"/>
                 <w:szCs w:val="18"/>
               </w:rPr>
-              <w:tab/>
-            </w:r>
-            <w:r>
-              <w:rPr>
-                <w:rFonts w:ascii="Avenir Next" w:hAnsi="Avenir Next" w:cs="Avenir Next" w:eastAsia="Avenir Next"/>
-                <w:color w:val="1A1A1A"/>
-                <w:sz w:val="18"/>
+              <w:t xml:space="preserve">Add the same number to </w:t>
+            </w:r>
+            <w:r>
+              <w:rPr>
+                <w:rFonts w:ascii="Avenir Next" w:hAnsi="Avenir Next" w:cs="Avenir Next" w:eastAsia="Avenir Next"/>
+                <w:b/>
+                <w:color w:val="1A1A1A"/>
+                <w:sz w:val="22"/>
                 <w:szCs w:val="18"/>
               </w:rPr>
-              <w:t xml:space="preserve">Add the same number to </w:t>
-            </w:r>
-            <w:r>
-              <w:rPr>
-                <w:rFonts w:ascii="Avenir Next" w:hAnsi="Avenir Next" w:cs="Avenir Next" w:eastAsia="Avenir Next"/>
-                <w:b/>
-                <w:color w:val="1A1A1A"/>
-                <w:sz w:val="18"/>
-                <w:szCs w:val="18"/>
-              </w:rPr>
               <w:t xml:space="preserve">both sides</w:t>
             </w:r>
             <w:r>
               <w:rPr>
                 <w:rFonts w:ascii="Avenir Next" w:hAnsi="Avenir Next" w:cs="Avenir Next" w:eastAsia="Avenir Next"/>
                 <w:color w:val="1A1A1A"/>
-                <w:sz w:val="18"/>
+                <w:sz w:val="22"/>
                 <w:szCs w:val="18"/>
               </w:rPr>
               <w:t xml:space="preserve"> so the equation stays balanced.</w:t>
@@ -297,63 +299,63 @@
                 <w:rFonts w:ascii="Avenir Next" w:hAnsi="Avenir Next" w:cs="Avenir Next" w:eastAsia="Avenir Next"/>
                 <w:b/>
                 <w:color w:val="003A70"/>
+                <w:sz w:val="22"/>
+                <w:szCs w:val="18"/>
+              </w:rPr>
+              <w:t xml:space="preserve">•</w:t>
+            </w:r>
+            <w:r>
+              <w:rPr>
+                <w:rFonts w:ascii="Avenir Next" w:hAnsi="Avenir Next" w:cs="Avenir Next" w:eastAsia="Avenir Next"/>
+                <w:color w:val="1A1A1A"/>
                 <w:sz w:val="18"/>
                 <w:szCs w:val="18"/>
               </w:rPr>
-              <w:t xml:space="preserve">•</w:t>
-            </w:r>
-            <w:r>
-              <w:rPr>
-                <w:rFonts w:ascii="Avenir Next" w:hAnsi="Avenir Next" w:cs="Avenir Next" w:eastAsia="Avenir Next"/>
-                <w:color w:val="1A1A1A"/>
-                <w:sz w:val="18"/>
+              <w:tab/>
+            </w:r>
+            <w:r>
+              <w:rPr>
+                <w:rFonts w:ascii="Avenir Next" w:hAnsi="Avenir Next" w:cs="Avenir Next" w:eastAsia="Avenir Next"/>
+                <w:color w:val="1A1A1A"/>
+                <w:sz w:val="22"/>
                 <w:szCs w:val="18"/>
               </w:rPr>
-              <w:tab/>
-            </w:r>
-            <w:r>
-              <w:rPr>
-                <w:rFonts w:ascii="Avenir Next" w:hAnsi="Avenir Next" w:cs="Avenir Next" w:eastAsia="Avenir Next"/>
-                <w:color w:val="1A1A1A"/>
-                <w:sz w:val="18"/>
+              <w:t xml:space="preserve">In </w:t>
+            </w:r>
+            <w:r>
+              <w:rPr>
+                <w:rFonts w:ascii="Avenir Next" w:hAnsi="Avenir Next" w:cs="Avenir Next" w:eastAsia="Avenir Next"/>
+                <w:i/>
+                <w:color w:val="1A1A1A"/>
+                <w:sz w:val="22"/>
                 <w:szCs w:val="18"/>
               </w:rPr>
-              <w:t xml:space="preserve">In </w:t>
-            </w:r>
-            <w:r>
-              <w:rPr>
-                <w:rFonts w:ascii="Avenir Next" w:hAnsi="Avenir Next" w:cs="Avenir Next" w:eastAsia="Avenir Next"/>
-                <w:i/>
-                <w:color w:val="1A1A1A"/>
-                <w:sz w:val="18"/>
+              <w:t xml:space="preserve">x</w:t>
+            </w:r>
+            <w:r>
+              <w:rPr>
+                <w:rFonts w:ascii="Avenir Next" w:hAnsi="Avenir Next" w:cs="Avenir Next" w:eastAsia="Avenir Next"/>
+                <w:color w:val="1A1A1A"/>
+                <w:sz w:val="22"/>
                 <w:szCs w:val="18"/>
               </w:rPr>
-              <w:t xml:space="preserve">x</w:t>
-            </w:r>
-            <w:r>
-              <w:rPr>
-                <w:rFonts w:ascii="Avenir Next" w:hAnsi="Avenir Next" w:cs="Avenir Next" w:eastAsia="Avenir Next"/>
-                <w:color w:val="1A1A1A"/>
-                <w:sz w:val="18"/>
+              <w:t xml:space="preserve"> − 7 = 12, the answer must be </w:t>
+            </w:r>
+            <w:r>
+              <w:rPr>
+                <w:rFonts w:ascii="Avenir Next" w:hAnsi="Avenir Next" w:cs="Avenir Next" w:eastAsia="Avenir Next"/>
+                <w:b/>
+                <w:color w:val="1A1A1A"/>
+                <w:sz w:val="22"/>
                 <w:szCs w:val="18"/>
               </w:rPr>
-              <w:t xml:space="preserve"> − 7 = 12, the answer must be </w:t>
-            </w:r>
-            <w:r>
-              <w:rPr>
-                <w:rFonts w:ascii="Avenir Next" w:hAnsi="Avenir Next" w:cs="Avenir Next" w:eastAsia="Avenir Next"/>
-                <w:b/>
-                <w:color w:val="1A1A1A"/>
-                <w:sz w:val="18"/>
-                <w:szCs w:val="18"/>
-              </w:rPr>
               <w:t xml:space="preserve">greater</w:t>
             </w:r>
             <w:r>
               <w:rPr>
                 <w:rFonts w:ascii="Avenir Next" w:hAnsi="Avenir Next" w:cs="Avenir Next" w:eastAsia="Avenir Next"/>
                 <w:color w:val="1A1A1A"/>
-                <w:sz w:val="18"/>
+                <w:sz w:val="22"/>
                 <w:szCs w:val="18"/>
               </w:rPr>
               <w:t xml:space="preserve"> than 12. Check it.</w:t>
@@ -368,6 +370,7 @@
           </w:tcPr>
           <w:p>
             <w:pPr>
+              <w:pStyle w:val="Heading2"/>
               <w:spacing w:before="0" w:after="40" w:line="264" w:lineRule="auto"/>
             </w:pPr>
             <w:r>
@@ -390,7 +393,7 @@
               <w:rPr>
                 <w:rFonts w:ascii="Avenir Next" w:hAnsi="Avenir Next" w:cs="Avenir Next" w:eastAsia="Avenir Next"/>
                 <w:color w:val="1A1A1A"/>
-                <w:sz w:val="17"/>
+                <w:sz w:val="22"/>
                 <w:szCs w:val="17"/>
               </w:rPr>
               <w:t xml:space="preserve">Solve </w:t>
@@ -400,7 +403,7 @@
                 <w:rFonts w:ascii="Avenir Next" w:hAnsi="Avenir Next" w:cs="Avenir Next" w:eastAsia="Avenir Next"/>
                 <w:i/>
                 <w:color w:val="1A1A1A"/>
-                <w:sz w:val="17"/>
+                <w:sz w:val="22"/>
                 <w:szCs w:val="17"/>
               </w:rPr>
               <w:t xml:space="preserve">p</w:t>
@@ -409,7 +412,7 @@
               <w:rPr>
                 <w:rFonts w:ascii="Avenir Next" w:hAnsi="Avenir Next" w:cs="Avenir Next" w:eastAsia="Avenir Next"/>
                 <w:color w:val="1A1A1A"/>
-                <w:sz w:val="17"/>
+                <w:sz w:val="22"/>
                 <w:szCs w:val="17"/>
               </w:rPr>
               <w:t xml:space="preserve"> − 7 = 12.</w:t>
@@ -428,44 +431,44 @@
                 <w:rFonts w:ascii="Avenir Next" w:hAnsi="Avenir Next" w:cs="Avenir Next" w:eastAsia="Avenir Next"/>
                 <w:b/>
                 <w:color w:val="003A70"/>
+                <w:sz w:val="22"/>
+                <w:szCs w:val="17"/>
+              </w:rPr>
+              <w:t xml:space="preserve">Step 1</w:t>
+            </w:r>
+            <w:r>
+              <w:rPr>
+                <w:rFonts w:ascii="Avenir Next" w:hAnsi="Avenir Next" w:cs="Avenir Next" w:eastAsia="Avenir Next"/>
+                <w:color w:val="1A1A1A"/>
                 <w:sz w:val="17"/>
                 <w:szCs w:val="17"/>
               </w:rPr>
-              <w:t xml:space="preserve">Step 1</w:t>
-            </w:r>
-            <w:r>
-              <w:rPr>
-                <w:rFonts w:ascii="Avenir Next" w:hAnsi="Avenir Next" w:cs="Avenir Next" w:eastAsia="Avenir Next"/>
-                <w:color w:val="1A1A1A"/>
-                <w:sz w:val="17"/>
+              <w:tab/>
+            </w:r>
+            <w:r>
+              <w:rPr>
+                <w:rFonts w:ascii="Avenir Next" w:hAnsi="Avenir Next" w:cs="Avenir Next" w:eastAsia="Avenir Next"/>
+                <w:color w:val="1A1A1A"/>
+                <w:sz w:val="22"/>
                 <w:szCs w:val="17"/>
               </w:rPr>
-              <w:tab/>
-            </w:r>
-            <w:r>
-              <w:rPr>
-                <w:rFonts w:ascii="Avenir Next" w:hAnsi="Avenir Next" w:cs="Avenir Next" w:eastAsia="Avenir Next"/>
-                <w:color w:val="1A1A1A"/>
-                <w:sz w:val="17"/>
+              <w:t xml:space="preserve">Add 7 to both sides: </w:t>
+            </w:r>
+            <w:r>
+              <w:rPr>
+                <w:rFonts w:ascii="Avenir Next" w:hAnsi="Avenir Next" w:cs="Avenir Next" w:eastAsia="Avenir Next"/>
+                <w:i/>
+                <w:color w:val="1A1A1A"/>
+                <w:sz w:val="22"/>
                 <w:szCs w:val="17"/>
               </w:rPr>
-              <w:t xml:space="preserve">Add 7 to both sides: </w:t>
-            </w:r>
-            <w:r>
-              <w:rPr>
-                <w:rFonts w:ascii="Avenir Next" w:hAnsi="Avenir Next" w:cs="Avenir Next" w:eastAsia="Avenir Next"/>
-                <w:i/>
-                <w:color w:val="1A1A1A"/>
-                <w:sz w:val="17"/>
-                <w:szCs w:val="17"/>
-              </w:rPr>
               <w:t xml:space="preserve">p</w:t>
             </w:r>
             <w:r>
               <w:rPr>
                 <w:rFonts w:ascii="Avenir Next" w:hAnsi="Avenir Next" w:cs="Avenir Next" w:eastAsia="Avenir Next"/>
                 <w:color w:val="1A1A1A"/>
-                <w:sz w:val="17"/>
+                <w:sz w:val="22"/>
                 <w:szCs w:val="17"/>
               </w:rPr>
               <w:t xml:space="preserve"> − 7 + 7 = 12 + 7.</w:t>
@@ -484,44 +487,44 @@
                 <w:rFonts w:ascii="Avenir Next" w:hAnsi="Avenir Next" w:cs="Avenir Next" w:eastAsia="Avenir Next"/>
                 <w:b/>
                 <w:color w:val="003A70"/>
+                <w:sz w:val="22"/>
+                <w:szCs w:val="17"/>
+              </w:rPr>
+              <w:t xml:space="preserve">Step 2</w:t>
+            </w:r>
+            <w:r>
+              <w:rPr>
+                <w:rFonts w:ascii="Avenir Next" w:hAnsi="Avenir Next" w:cs="Avenir Next" w:eastAsia="Avenir Next"/>
+                <w:color w:val="1A1A1A"/>
                 <w:sz w:val="17"/>
                 <w:szCs w:val="17"/>
               </w:rPr>
-              <w:t xml:space="preserve">Step 2</w:t>
-            </w:r>
-            <w:r>
-              <w:rPr>
-                <w:rFonts w:ascii="Avenir Next" w:hAnsi="Avenir Next" w:cs="Avenir Next" w:eastAsia="Avenir Next"/>
-                <w:color w:val="1A1A1A"/>
-                <w:sz w:val="17"/>
+              <w:tab/>
+            </w:r>
+            <w:r>
+              <w:rPr>
+                <w:rFonts w:ascii="Avenir Next" w:hAnsi="Avenir Next" w:cs="Avenir Next" w:eastAsia="Avenir Next"/>
+                <w:color w:val="1A1A1A"/>
+                <w:sz w:val="22"/>
                 <w:szCs w:val="17"/>
               </w:rPr>
-              <w:tab/>
-            </w:r>
-            <w:r>
-              <w:rPr>
-                <w:rFonts w:ascii="Avenir Next" w:hAnsi="Avenir Next" w:cs="Avenir Next" w:eastAsia="Avenir Next"/>
-                <w:color w:val="1A1A1A"/>
-                <w:sz w:val="17"/>
+              <w:t xml:space="preserve">Simplify: </w:t>
+            </w:r>
+            <w:r>
+              <w:rPr>
+                <w:rFonts w:ascii="Avenir Next" w:hAnsi="Avenir Next" w:cs="Avenir Next" w:eastAsia="Avenir Next"/>
+                <w:i/>
+                <w:color w:val="1A1A1A"/>
+                <w:sz w:val="22"/>
                 <w:szCs w:val="17"/>
               </w:rPr>
-              <w:t xml:space="preserve">Simplify: </w:t>
-            </w:r>
-            <w:r>
-              <w:rPr>
-                <w:rFonts w:ascii="Avenir Next" w:hAnsi="Avenir Next" w:cs="Avenir Next" w:eastAsia="Avenir Next"/>
-                <w:i/>
-                <w:color w:val="1A1A1A"/>
-                <w:sz w:val="17"/>
-                <w:szCs w:val="17"/>
-              </w:rPr>
               <w:t xml:space="preserve">p</w:t>
             </w:r>
             <w:r>
               <w:rPr>
                 <w:rFonts w:ascii="Avenir Next" w:hAnsi="Avenir Next" w:cs="Avenir Next" w:eastAsia="Avenir Next"/>
                 <w:color w:val="1A1A1A"/>
-                <w:sz w:val="17"/>
+                <w:sz w:val="22"/>
                 <w:szCs w:val="17"/>
               </w:rPr>
               <w:t xml:space="preserve"> = 19.</w:t>
@@ -540,25 +543,25 @@
                 <w:rFonts w:ascii="Avenir Next" w:hAnsi="Avenir Next" w:cs="Avenir Next" w:eastAsia="Avenir Next"/>
                 <w:b/>
                 <w:color w:val="003A70"/>
+                <w:sz w:val="22"/>
+                <w:szCs w:val="17"/>
+              </w:rPr>
+              <w:t xml:space="preserve">Step 3</w:t>
+            </w:r>
+            <w:r>
+              <w:rPr>
+                <w:rFonts w:ascii="Avenir Next" w:hAnsi="Avenir Next" w:cs="Avenir Next" w:eastAsia="Avenir Next"/>
+                <w:color w:val="1A1A1A"/>
                 <w:sz w:val="17"/>
                 <w:szCs w:val="17"/>
               </w:rPr>
-              <w:t xml:space="preserve">Step 3</w:t>
-            </w:r>
-            <w:r>
-              <w:rPr>
-                <w:rFonts w:ascii="Avenir Next" w:hAnsi="Avenir Next" w:cs="Avenir Next" w:eastAsia="Avenir Next"/>
-                <w:color w:val="1A1A1A"/>
-                <w:sz w:val="17"/>
-                <w:szCs w:val="17"/>
-              </w:rPr>
               <w:tab/>
             </w:r>
             <w:r>
               <w:rPr>
                 <w:rFonts w:ascii="Avenir Next" w:hAnsi="Avenir Next" w:cs="Avenir Next" w:eastAsia="Avenir Next"/>
                 <w:color w:val="1A1A1A"/>
-                <w:sz w:val="17"/>
+                <w:sz w:val="22"/>
                 <w:szCs w:val="17"/>
               </w:rPr>
               <w:t xml:space="preserve">Check: 19 − 7 = 12.</w:t>
@@ -577,29 +580,29 @@
                 <w:rFonts w:ascii="Avenir Next" w:hAnsi="Avenir Next" w:cs="Avenir Next" w:eastAsia="Avenir Next"/>
                 <w:b/>
                 <w:color w:val="1A1A1A"/>
+                <w:sz w:val="22"/>
+                <w:szCs w:val="17"/>
+              </w:rPr>
+              <w:t xml:space="preserve">Answer</w:t>
+            </w:r>
+            <w:r>
+              <w:rPr>
+                <w:rFonts w:ascii="Avenir Next" w:hAnsi="Avenir Next" w:cs="Avenir Next" w:eastAsia="Avenir Next"/>
+                <w:color w:val="1A1A1A"/>
                 <w:sz w:val="17"/>
                 <w:szCs w:val="17"/>
               </w:rPr>
-              <w:t xml:space="preserve">Answer</w:t>
-            </w:r>
-            <w:r>
-              <w:rPr>
-                <w:rFonts w:ascii="Avenir Next" w:hAnsi="Avenir Next" w:cs="Avenir Next" w:eastAsia="Avenir Next"/>
-                <w:color w:val="1A1A1A"/>
-                <w:sz w:val="17"/>
+              <w:tab/>
+            </w:r>
+            <w:r>
+              <w:rPr>
+                <w:rFonts w:ascii="Avenir Next" w:hAnsi="Avenir Next" w:cs="Avenir Next" w:eastAsia="Avenir Next"/>
+                <w:b/>
+                <w:i/>
+                <w:color w:val="1A1A1A"/>
+                <w:sz w:val="22"/>
                 <w:szCs w:val="17"/>
               </w:rPr>
-              <w:tab/>
-            </w:r>
-            <w:r>
-              <w:rPr>
-                <w:rFonts w:ascii="Avenir Next" w:hAnsi="Avenir Next" w:cs="Avenir Next" w:eastAsia="Avenir Next"/>
-                <w:b/>
-                <w:i/>
-                <w:color w:val="1A1A1A"/>
-                <w:sz w:val="17"/>
-                <w:szCs w:val="17"/>
-              </w:rPr>
               <w:t xml:space="preserve">p</w:t>
             </w:r>
             <w:r>
@@ -607,7 +610,7 @@
                 <w:rFonts w:ascii="Avenir Next" w:hAnsi="Avenir Next" w:cs="Avenir Next" w:eastAsia="Avenir Next"/>
                 <w:b/>
                 <w:color w:val="1A1A1A"/>
-                <w:sz w:val="17"/>
+                <w:sz w:val="22"/>
                 <w:szCs w:val="17"/>
               </w:rPr>
               <w:t xml:space="preserve"> = 19</w:t>
@@ -636,7 +639,7 @@
           <w:rFonts w:ascii="Avenir Next" w:hAnsi="Avenir Next" w:cs="Avenir Next" w:eastAsia="Avenir Next"/>
           <w:b/>
           <w:color w:val="1A1A1A"/>
-          <w:sz w:val="17"/>
+          <w:sz w:val="22"/>
           <w:szCs w:val="17"/>
         </w:rPr>
         <w:t xml:space="preserve">inverse operation</w:t>
@@ -646,7 +649,7 @@
           <w:rFonts w:ascii="Avenir Next" w:hAnsi="Avenir Next" w:cs="Avenir Next" w:eastAsia="Avenir Next"/>
           <w:i/>
           <w:color w:val="5A5F66"/>
-          <w:sz w:val="17"/>
+          <w:sz w:val="22"/>
           <w:szCs w:val="17"/>
         </w:rPr>
         <w:t xml:space="preserve"> (operación inversa)</w:t>
@@ -655,7 +658,7 @@
         <w:rPr>
           <w:rFonts w:ascii="Avenir Next" w:hAnsi="Avenir Next" w:cs="Avenir Next" w:eastAsia="Avenir Next"/>
           <w:color w:val="5A5F66"/>
-          <w:sz w:val="17"/>
+          <w:sz w:val="22"/>
           <w:szCs w:val="17"/>
         </w:rPr>
         <w:t xml:space="preserve">   ·   </w:t>
@@ -665,7 +668,7 @@
           <w:rFonts w:ascii="Avenir Next" w:hAnsi="Avenir Next" w:cs="Avenir Next" w:eastAsia="Avenir Next"/>
           <w:b/>
           <w:color w:val="1A1A1A"/>
-          <w:sz w:val="17"/>
+          <w:sz w:val="22"/>
           <w:szCs w:val="17"/>
         </w:rPr>
         <w:t xml:space="preserve">Addition Property of Equality</w:t>
@@ -675,7 +678,7 @@
           <w:rFonts w:ascii="Avenir Next" w:hAnsi="Avenir Next" w:cs="Avenir Next" w:eastAsia="Avenir Next"/>
           <w:i/>
           <w:color w:val="5A5F66"/>
-          <w:sz w:val="17"/>
+          <w:sz w:val="22"/>
           <w:szCs w:val="17"/>
         </w:rPr>
         <w:t xml:space="preserve"> (propiedad de suma de la igualdad)</w:t>
@@ -684,7 +687,7 @@
         <w:rPr>
           <w:rFonts w:ascii="Avenir Next" w:hAnsi="Avenir Next" w:cs="Avenir Next" w:eastAsia="Avenir Next"/>
           <w:color w:val="5A5F66"/>
-          <w:sz w:val="17"/>
+          <w:sz w:val="22"/>
           <w:szCs w:val="17"/>
         </w:rPr>
         <w:t xml:space="preserve">   ·   </w:t>
@@ -694,7 +697,7 @@
           <w:rFonts w:ascii="Avenir Next" w:hAnsi="Avenir Next" w:cs="Avenir Next" w:eastAsia="Avenir Next"/>
           <w:b/>
           <w:color w:val="1A1A1A"/>
-          <w:sz w:val="17"/>
+          <w:sz w:val="22"/>
           <w:szCs w:val="17"/>
         </w:rPr>
         <w:t xml:space="preserve">difference</w:t>
@@ -704,7 +707,7 @@
           <w:rFonts w:ascii="Avenir Next" w:hAnsi="Avenir Next" w:cs="Avenir Next" w:eastAsia="Avenir Next"/>
           <w:i/>
           <w:color w:val="5A5F66"/>
-          <w:sz w:val="17"/>
+          <w:sz w:val="22"/>
           <w:szCs w:val="17"/>
         </w:rPr>
         <w:t xml:space="preserve"> (diferencia)</w:t>
@@ -712,6 +715,7 @@
     </w:p>
     <w:p>
       <w:pPr>
+        <w:pStyle w:val="Heading2"/>
         <w:keepNext/>
         <w:pBdr>
           <w:bottom w:val="single" w:sz="8" w:space="3" w:color="003A70"/>
@@ -727,7 +731,7 @@
           <w:b/>
           <w:color w:val="003A70"/>
           <w:spacing w:val="14"/>
-          <w:sz w:val="19"/>
+          <w:sz w:val="22"/>
           <w:szCs w:val="19"/>
         </w:rPr>
         <w:t xml:space="preserve">PRACTICE</w:t>
@@ -746,7 +750,7 @@
           <w:rFonts w:ascii="Avenir Next" w:hAnsi="Avenir Next" w:cs="Avenir Next" w:eastAsia="Avenir Next"/>
           <w:i/>
           <w:color w:val="5A5F66"/>
-          <w:sz w:val="17"/>
+          <w:sz w:val="22"/>
           <w:szCs w:val="17"/>
         </w:rPr>
         <w:t xml:space="preserve">show your work · label units</w:t>
@@ -754,7 +758,7 @@
     </w:p>
     <w:p>
       <w:pPr>
-        <w:spacing w:before="0" w:after="0" w:line="20" w:lineRule="exact"/>
+        <w:spacing w:before="0" w:after="0" w:line="50" w:lineRule="exact"/>
       </w:pPr>
     </w:p>
     <w:tbl>
@@ -804,25 +808,25 @@
                 <w:rFonts w:ascii="Avenir Next" w:hAnsi="Avenir Next" w:cs="Avenir Next" w:eastAsia="Avenir Next"/>
                 <w:b/>
                 <w:color w:val="1A1A1A"/>
+                <w:sz w:val="22"/>
+                <w:szCs w:val="20"/>
+              </w:rPr>
+              <w:t xml:space="preserve">1.</w:t>
+            </w:r>
+            <w:r>
+              <w:rPr>
+                <w:rFonts w:ascii="Avenir Next" w:hAnsi="Avenir Next" w:cs="Avenir Next" w:eastAsia="Avenir Next"/>
+                <w:color w:val="1A1A1A"/>
                 <w:sz w:val="20"/>
                 <w:szCs w:val="20"/>
               </w:rPr>
-              <w:t xml:space="preserve">1.</w:t>
-            </w:r>
-            <w:r>
-              <w:rPr>
-                <w:rFonts w:ascii="Avenir Next" w:hAnsi="Avenir Next" w:cs="Avenir Next" w:eastAsia="Avenir Next"/>
-                <w:color w:val="1A1A1A"/>
-                <w:sz w:val="20"/>
-                <w:szCs w:val="20"/>
-              </w:rPr>
               <w:tab/>
             </w:r>
             <w:r>
               <w:rPr>
                 <w:rFonts w:ascii="Avenir Next" w:hAnsi="Avenir Next" w:cs="Avenir Next" w:eastAsia="Avenir Next"/>
                 <w:color w:val="1A1A1A"/>
-                <w:sz w:val="20"/>
+                <w:sz w:val="22"/>
                 <w:szCs w:val="20"/>
               </w:rPr>
               <w:t xml:space="preserve">Solve each equation.</w:t>
@@ -878,7 +882,7 @@
                       <w:rFonts w:ascii="Avenir Next" w:hAnsi="Avenir Next" w:cs="Avenir Next" w:eastAsia="Avenir Next"/>
                       <w:b/>
                       <w:color w:val="003A70"/>
-                      <w:sz w:val="20"/>
+                      <w:sz w:val="22"/>
                       <w:szCs w:val="20"/>
                     </w:rPr>
                     <w:t xml:space="preserve">a.</w:t>
@@ -897,7 +901,7 @@
                       <w:rFonts w:ascii="Avenir Next" w:hAnsi="Avenir Next" w:cs="Avenir Next" w:eastAsia="Avenir Next"/>
                       <w:i/>
                       <w:color w:val="1A1A1A"/>
-                      <w:sz w:val="20"/>
+                      <w:sz w:val="22"/>
                       <w:szCs w:val="20"/>
                     </w:rPr>
                     <w:t xml:space="preserve">n</w:t>
@@ -906,7 +910,7 @@
                     <w:rPr>
                       <w:rFonts w:ascii="Avenir Next" w:hAnsi="Avenir Next" w:cs="Avenir Next" w:eastAsia="Avenir Next"/>
                       <w:color w:val="1A1A1A"/>
-                      <w:sz w:val="20"/>
+                      <w:sz w:val="22"/>
                       <w:szCs w:val="20"/>
                     </w:rPr>
                     <w:t xml:space="preserve"> − 35 = 12</w:t>
@@ -950,7 +954,7 @@
                       <w:rFonts w:ascii="Avenir Next" w:hAnsi="Avenir Next" w:cs="Avenir Next" w:eastAsia="Avenir Next"/>
                       <w:b/>
                       <w:color w:val="003A70"/>
-                      <w:sz w:val="20"/>
+                      <w:sz w:val="22"/>
                       <w:szCs w:val="20"/>
                     </w:rPr>
                     <w:t xml:space="preserve">b.</w:t>
@@ -969,7 +973,7 @@
                       <w:rFonts w:ascii="Avenir Next" w:hAnsi="Avenir Next" w:cs="Avenir Next" w:eastAsia="Avenir Next"/>
                       <w:i/>
                       <w:color w:val="1A1A1A"/>
-                      <w:sz w:val="20"/>
+                      <w:sz w:val="22"/>
                       <w:szCs w:val="20"/>
                     </w:rPr>
                     <w:t xml:space="preserve">p</w:t>
@@ -978,7 +982,7 @@
                     <w:rPr>
                       <w:rFonts w:ascii="Avenir Next" w:hAnsi="Avenir Next" w:cs="Avenir Next" w:eastAsia="Avenir Next"/>
                       <w:color w:val="1A1A1A"/>
-                      <w:sz w:val="20"/>
+                      <w:sz w:val="22"/>
                       <w:szCs w:val="20"/>
                     </w:rPr>
                     <w:t xml:space="preserve"> − 9.5 = 4.5</w:t>
@@ -1022,7 +1026,7 @@
                       <w:rFonts w:ascii="Avenir Next" w:hAnsi="Avenir Next" w:cs="Avenir Next" w:eastAsia="Avenir Next"/>
                       <w:b/>
                       <w:color w:val="003A70"/>
-                      <w:sz w:val="20"/>
+                      <w:sz w:val="22"/>
                       <w:szCs w:val="20"/>
                     </w:rPr>
                     <w:t xml:space="preserve">c.</w:t>
@@ -1041,7 +1045,7 @@
                       <w:rFonts w:ascii="Avenir Next" w:hAnsi="Avenir Next" w:cs="Avenir Next" w:eastAsia="Avenir Next"/>
                       <w:i/>
                       <w:color w:val="1A1A1A"/>
-                      <w:sz w:val="20"/>
+                      <w:sz w:val="22"/>
                       <w:szCs w:val="20"/>
                     </w:rPr>
                     <w:t xml:space="preserve">k</w:t>
@@ -1050,7 +1054,7 @@
                     <w:rPr>
                       <w:rFonts w:ascii="Avenir Next" w:hAnsi="Avenir Next" w:cs="Avenir Next" w:eastAsia="Avenir Next"/>
                       <w:color w:val="1A1A1A"/>
-                      <w:sz w:val="20"/>
+                      <w:sz w:val="22"/>
                       <w:szCs w:val="20"/>
                     </w:rPr>
                     <w:t xml:space="preserve"> − 26 = 39</w:t>
@@ -1100,7 +1104,7 @@
                       <w:rFonts w:ascii="Avenir Next" w:hAnsi="Avenir Next" w:cs="Avenir Next" w:eastAsia="Avenir Next"/>
                       <w:b/>
                       <w:color w:val="003A70"/>
-                      <w:sz w:val="20"/>
+                      <w:sz w:val="22"/>
                       <w:szCs w:val="20"/>
                     </w:rPr>
                     <w:t xml:space="preserve">d.</w:t>
@@ -1119,7 +1123,7 @@
                       <w:rFonts w:ascii="Avenir Next" w:hAnsi="Avenir Next" w:cs="Avenir Next" w:eastAsia="Avenir Next"/>
                       <w:i/>
                       <w:color w:val="1A1A1A"/>
-                      <w:sz w:val="20"/>
+                      <w:sz w:val="22"/>
                       <w:szCs w:val="20"/>
                     </w:rPr>
                     <w:t xml:space="preserve">m</w:t>
@@ -1128,7 +1132,7 @@
                     <w:rPr>
                       <w:rFonts w:ascii="Avenir Next" w:hAnsi="Avenir Next" w:cs="Avenir Next" w:eastAsia="Avenir Next"/>
                       <w:color w:val="1A1A1A"/>
-                      <w:sz w:val="20"/>
+                      <w:sz w:val="22"/>
                       <w:szCs w:val="20"/>
                     </w:rPr>
                     <w:t xml:space="preserve"> − 18 = 27</w:t>
@@ -1172,7 +1176,7 @@
                       <w:rFonts w:ascii="Avenir Next" w:hAnsi="Avenir Next" w:cs="Avenir Next" w:eastAsia="Avenir Next"/>
                       <w:b/>
                       <w:color w:val="003A70"/>
-                      <w:sz w:val="20"/>
+                      <w:sz w:val="22"/>
                       <w:szCs w:val="20"/>
                     </w:rPr>
                     <w:t xml:space="preserve">e.</w:t>
@@ -1191,7 +1195,7 @@
                       <w:rFonts w:ascii="Avenir Next" w:hAnsi="Avenir Next" w:cs="Avenir Next" w:eastAsia="Avenir Next"/>
                       <w:i/>
                       <w:color w:val="1A1A1A"/>
-                      <w:sz w:val="20"/>
+                      <w:sz w:val="22"/>
                       <w:szCs w:val="20"/>
                     </w:rPr>
                     <w:t xml:space="preserve">r</w:t>
@@ -1200,7 +1204,7 @@
                     <w:rPr>
                       <w:rFonts w:ascii="Avenir Next" w:hAnsi="Avenir Next" w:cs="Avenir Next" w:eastAsia="Avenir Next"/>
                       <w:color w:val="1A1A1A"/>
-                      <w:sz w:val="20"/>
+                      <w:sz w:val="22"/>
                       <w:szCs w:val="20"/>
                     </w:rPr>
                     <w:t xml:space="preserve"> − 6.25 = 3.75</w:t>
@@ -1244,7 +1248,7 @@
                       <w:rFonts w:ascii="Avenir Next" w:hAnsi="Avenir Next" w:cs="Avenir Next" w:eastAsia="Avenir Next"/>
                       <w:b/>
                       <w:color w:val="003A70"/>
-                      <w:sz w:val="20"/>
+                      <w:sz w:val="22"/>
                       <w:szCs w:val="20"/>
                     </w:rPr>
                     <w:t xml:space="preserve">f.</w:t>
@@ -1263,7 +1267,7 @@
                       <w:rFonts w:ascii="Avenir Next" w:hAnsi="Avenir Next" w:cs="Avenir Next" w:eastAsia="Avenir Next"/>
                       <w:i/>
                       <w:color w:val="1A1A1A"/>
-                      <w:sz w:val="20"/>
+                      <w:sz w:val="22"/>
                       <w:szCs w:val="20"/>
                     </w:rPr>
                     <w:t xml:space="preserve">y</w:t>
@@ -1272,7 +1276,7 @@
                     <w:rPr>
                       <w:rFonts w:ascii="Avenir Next" w:hAnsi="Avenir Next" w:cs="Avenir Next" w:eastAsia="Avenir Next"/>
                       <w:color w:val="1A1A1A"/>
-                      <w:sz w:val="20"/>
+                      <w:sz w:val="22"/>
                       <w:szCs w:val="20"/>
                     </w:rPr>
                     <w:t xml:space="preserve"> − 50 = 25</w:t>
@@ -1302,7 +1306,7 @@
           </w:tbl>
           <w:p>
             <w:pPr>
-              <w:spacing w:before="0" w:after="0" w:line="24" w:lineRule="auto"/>
+              <w:spacing w:before="0" w:after="0" w:line="50" w:lineRule="exact"/>
             </w:pPr>
           </w:p>
         </w:tc>
@@ -1310,12 +1314,12 @@
     </w:tbl>
     <w:p>
       <w:pPr>
-        <w:spacing w:before="0" w:after="0" w:line="20" w:lineRule="exact"/>
+        <w:spacing w:before="0" w:after="0" w:line="50" w:lineRule="exact"/>
       </w:pPr>
     </w:p>
     <w:p>
       <w:pPr>
-        <w:spacing w:before="0" w:after="0" w:line="20" w:lineRule="exact"/>
+        <w:spacing w:before="0" w:after="0" w:line="50" w:lineRule="exact"/>
       </w:pPr>
     </w:p>
     <w:tbl>
@@ -1365,18 +1369,18 @@
                 <w:rFonts w:ascii="Avenir Next" w:hAnsi="Avenir Next" w:cs="Avenir Next" w:eastAsia="Avenir Next"/>
                 <w:b/>
                 <w:color w:val="1A1A1A"/>
+                <w:sz w:val="22"/>
+                <w:szCs w:val="20"/>
+              </w:rPr>
+              <w:t xml:space="preserve">2.</w:t>
+            </w:r>
+            <w:r>
+              <w:rPr>
+                <w:rFonts w:ascii="Avenir Next" w:hAnsi="Avenir Next" w:cs="Avenir Next" w:eastAsia="Avenir Next"/>
+                <w:color w:val="1A1A1A"/>
                 <w:sz w:val="20"/>
                 <w:szCs w:val="20"/>
               </w:rPr>
-              <w:t xml:space="preserve">2.</w:t>
-            </w:r>
-            <w:r>
-              <w:rPr>
-                <w:rFonts w:ascii="Avenir Next" w:hAnsi="Avenir Next" w:cs="Avenir Next" w:eastAsia="Avenir Next"/>
-                <w:color w:val="1A1A1A"/>
-                <w:sz w:val="20"/>
-                <w:szCs w:val="20"/>
-              </w:rPr>
               <w:tab/>
             </w:r>
             <w:r>
@@ -1384,7 +1388,7 @@
                 <w:rFonts w:ascii="Avenir Next" w:hAnsi="Avenir Next" w:cs="Avenir Next" w:eastAsia="Avenir Next"/>
                 <w:b/>
                 <w:color w:val="1A1A1A"/>
-                <w:sz w:val="20"/>
+                <w:sz w:val="22"/>
                 <w:szCs w:val="20"/>
               </w:rPr>
               <w:t xml:space="preserve">School Garden Seeds.  </w:t>
@@ -1393,7 +1397,7 @@
               <w:rPr>
                 <w:rFonts w:ascii="Avenir Next" w:hAnsi="Avenir Next" w:cs="Avenir Next" w:eastAsia="Avenir Next"/>
                 <w:color w:val="1A1A1A"/>
-                <w:sz w:val="20"/>
+                <w:sz w:val="22"/>
                 <w:szCs w:val="20"/>
               </w:rPr>
               <w:t xml:space="preserve">A garden club started with </w:t>
@@ -1403,7 +1407,7 @@
                 <w:rFonts w:ascii="Avenir Next" w:hAnsi="Avenir Next" w:cs="Avenir Next" w:eastAsia="Avenir Next"/>
                 <w:i/>
                 <w:color w:val="1A1A1A"/>
-                <w:sz w:val="20"/>
+                <w:sz w:val="22"/>
                 <w:szCs w:val="20"/>
               </w:rPr>
               <w:t xml:space="preserve">p</w:t>
@@ -1412,7 +1416,7 @@
               <w:rPr>
                 <w:rFonts w:ascii="Avenir Next" w:hAnsi="Avenir Next" w:cs="Avenir Next" w:eastAsia="Avenir Next"/>
                 <w:color w:val="1A1A1A"/>
-                <w:sz w:val="20"/>
+                <w:sz w:val="22"/>
                 <w:szCs w:val="20"/>
               </w:rPr>
               <w:t xml:space="preserve"> seed packets. Members planted 47 packets. Now 16 packets are left.</w:t>
@@ -1428,7 +1432,7 @@
               <w:drawing>
                 <wp:inline distT="0" distB="0" distL="0" distR="0">
                   <wp:extent cx="2743200" cy="459187"/>
-                  <wp:docPr id="1" name="Figure 1"/>
+                  <wp:docPr id="1" name="Figure 1" descr="Tape diagram. : 2 equal sections; section labels 47 planted, 16 left. Total label: p."/>
                   <a:graphic xmlns:a="http://schemas.openxmlformats.org/drawingml/2006/main">
                     <a:graphicData uri="http://schemas.openxmlformats.org/drawingml/2006/picture">
                       <pic:pic xmlns:pic="http://schemas.openxmlformats.org/drawingml/2006/picture">
@@ -1472,25 +1476,25 @@
                 <w:rFonts w:ascii="Avenir Next" w:hAnsi="Avenir Next" w:cs="Avenir Next" w:eastAsia="Avenir Next"/>
                 <w:b/>
                 <w:color w:val="003A70"/>
+                <w:sz w:val="22"/>
+                <w:szCs w:val="20"/>
+              </w:rPr>
+              <w:t xml:space="preserve">a.</w:t>
+            </w:r>
+            <w:r>
+              <w:rPr>
+                <w:rFonts w:ascii="Avenir Next" w:hAnsi="Avenir Next" w:cs="Avenir Next" w:eastAsia="Avenir Next"/>
+                <w:color w:val="1A1A1A"/>
                 <w:sz w:val="20"/>
                 <w:szCs w:val="20"/>
               </w:rPr>
-              <w:t xml:space="preserve">a.</w:t>
-            </w:r>
-            <w:r>
-              <w:rPr>
-                <w:rFonts w:ascii="Avenir Next" w:hAnsi="Avenir Next" w:cs="Avenir Next" w:eastAsia="Avenir Next"/>
-                <w:color w:val="1A1A1A"/>
-                <w:sz w:val="20"/>
-                <w:szCs w:val="20"/>
-              </w:rPr>
               <w:tab/>
             </w:r>
             <w:r>
               <w:rPr>
                 <w:rFonts w:ascii="Avenir Next" w:hAnsi="Avenir Next" w:cs="Avenir Next" w:eastAsia="Avenir Next"/>
                 <w:color w:val="1A1A1A"/>
-                <w:sz w:val="20"/>
+                <w:sz w:val="22"/>
                 <w:szCs w:val="20"/>
               </w:rPr>
               <w:t xml:space="preserve">Write a subtraction equation.</w:t>
@@ -1529,25 +1533,25 @@
                 <w:rFonts w:ascii="Avenir Next" w:hAnsi="Avenir Next" w:cs="Avenir Next" w:eastAsia="Avenir Next"/>
                 <w:b/>
                 <w:color w:val="003A70"/>
+                <w:sz w:val="22"/>
+                <w:szCs w:val="20"/>
+              </w:rPr>
+              <w:t xml:space="preserve">b.</w:t>
+            </w:r>
+            <w:r>
+              <w:rPr>
+                <w:rFonts w:ascii="Avenir Next" w:hAnsi="Avenir Next" w:cs="Avenir Next" w:eastAsia="Avenir Next"/>
+                <w:color w:val="1A1A1A"/>
                 <w:sz w:val="20"/>
                 <w:szCs w:val="20"/>
               </w:rPr>
-              <w:t xml:space="preserve">b.</w:t>
-            </w:r>
-            <w:r>
-              <w:rPr>
-                <w:rFonts w:ascii="Avenir Next" w:hAnsi="Avenir Next" w:cs="Avenir Next" w:eastAsia="Avenir Next"/>
-                <w:color w:val="1A1A1A"/>
-                <w:sz w:val="20"/>
-                <w:szCs w:val="20"/>
-              </w:rPr>
               <w:tab/>
             </w:r>
             <w:r>
               <w:rPr>
                 <w:rFonts w:ascii="Avenir Next" w:hAnsi="Avenir Next" w:cs="Avenir Next" w:eastAsia="Avenir Next"/>
                 <w:color w:val="1A1A1A"/>
-                <w:sz w:val="20"/>
+                <w:sz w:val="22"/>
                 <w:szCs w:val="20"/>
               </w:rPr>
               <w:t xml:space="preserve">Solve it.</w:t>
@@ -1586,25 +1590,25 @@
                 <w:rFonts w:ascii="Avenir Next" w:hAnsi="Avenir Next" w:cs="Avenir Next" w:eastAsia="Avenir Next"/>
                 <w:b/>
                 <w:color w:val="003A70"/>
+                <w:sz w:val="22"/>
+                <w:szCs w:val="20"/>
+              </w:rPr>
+              <w:t xml:space="preserve">c.</w:t>
+            </w:r>
+            <w:r>
+              <w:rPr>
+                <w:rFonts w:ascii="Avenir Next" w:hAnsi="Avenir Next" w:cs="Avenir Next" w:eastAsia="Avenir Next"/>
+                <w:color w:val="1A1A1A"/>
                 <w:sz w:val="20"/>
                 <w:szCs w:val="20"/>
               </w:rPr>
-              <w:t xml:space="preserve">c.</w:t>
-            </w:r>
-            <w:r>
-              <w:rPr>
-                <w:rFonts w:ascii="Avenir Next" w:hAnsi="Avenir Next" w:cs="Avenir Next" w:eastAsia="Avenir Next"/>
-                <w:color w:val="1A1A1A"/>
-                <w:sz w:val="20"/>
-                <w:szCs w:val="20"/>
-              </w:rPr>
               <w:tab/>
             </w:r>
             <w:r>
               <w:rPr>
                 <w:rFonts w:ascii="Avenir Next" w:hAnsi="Avenir Next" w:cs="Avenir Next" w:eastAsia="Avenir Next"/>
                 <w:color w:val="1A1A1A"/>
-                <w:sz w:val="20"/>
+                <w:sz w:val="22"/>
                 <w:szCs w:val="20"/>
               </w:rPr>
               <w:t xml:space="preserve">Check your solution.</w:t>
@@ -1634,12 +1638,12 @@
     </w:tbl>
     <w:p>
       <w:pPr>
-        <w:spacing w:before="0" w:after="0" w:line="20" w:lineRule="exact"/>
+        <w:spacing w:before="0" w:after="0" w:line="50" w:lineRule="exact"/>
       </w:pPr>
     </w:p>
     <w:p>
       <w:pPr>
-        <w:spacing w:before="0" w:after="0" w:line="20" w:lineRule="exact"/>
+        <w:spacing w:before="0" w:after="0" w:line="50" w:lineRule="exact"/>
       </w:pPr>
     </w:p>
     <w:tbl>
@@ -1689,18 +1693,18 @@
                 <w:rFonts w:ascii="Avenir Next" w:hAnsi="Avenir Next" w:cs="Avenir Next" w:eastAsia="Avenir Next"/>
                 <w:b/>
                 <w:color w:val="1A1A1A"/>
+                <w:sz w:val="22"/>
+                <w:szCs w:val="20"/>
+              </w:rPr>
+              <w:t xml:space="preserve">3.</w:t>
+            </w:r>
+            <w:r>
+              <w:rPr>
+                <w:rFonts w:ascii="Avenir Next" w:hAnsi="Avenir Next" w:cs="Avenir Next" w:eastAsia="Avenir Next"/>
+                <w:color w:val="1A1A1A"/>
                 <w:sz w:val="20"/>
                 <w:szCs w:val="20"/>
               </w:rPr>
-              <w:t xml:space="preserve">3.</w:t>
-            </w:r>
-            <w:r>
-              <w:rPr>
-                <w:rFonts w:ascii="Avenir Next" w:hAnsi="Avenir Next" w:cs="Avenir Next" w:eastAsia="Avenir Next"/>
-                <w:color w:val="1A1A1A"/>
-                <w:sz w:val="20"/>
-                <w:szCs w:val="20"/>
-              </w:rPr>
               <w:tab/>
             </w:r>
             <w:r>
@@ -1708,7 +1712,7 @@
                 <w:rFonts w:ascii="Avenir Next" w:hAnsi="Avenir Next" w:cs="Avenir Next" w:eastAsia="Avenir Next"/>
                 <w:b/>
                 <w:color w:val="1A1A1A"/>
-                <w:sz w:val="20"/>
+                <w:sz w:val="22"/>
                 <w:szCs w:val="20"/>
               </w:rPr>
               <w:t xml:space="preserve">Phone Storage.  </w:t>
@@ -1717,7 +1721,7 @@
               <w:rPr>
                 <w:rFonts w:ascii="Avenir Next" w:hAnsi="Avenir Next" w:cs="Avenir Next" w:eastAsia="Avenir Next"/>
                 <w:color w:val="1A1A1A"/>
-                <w:sz w:val="20"/>
+                <w:sz w:val="22"/>
                 <w:szCs w:val="20"/>
               </w:rPr>
               <w:t xml:space="preserve">A phone held </w:t>
@@ -1727,7 +1731,7 @@
                 <w:rFonts w:ascii="Avenir Next" w:hAnsi="Avenir Next" w:cs="Avenir Next" w:eastAsia="Avenir Next"/>
                 <w:i/>
                 <w:color w:val="1A1A1A"/>
-                <w:sz w:val="20"/>
+                <w:sz w:val="22"/>
                 <w:szCs w:val="20"/>
               </w:rPr>
               <w:t xml:space="preserve">g</w:t>
@@ -1736,7 +1740,7 @@
               <w:rPr>
                 <w:rFonts w:ascii="Avenir Next" w:hAnsi="Avenir Next" w:cs="Avenir Next" w:eastAsia="Avenir Next"/>
                 <w:color w:val="1A1A1A"/>
-                <w:sz w:val="20"/>
+                <w:sz w:val="22"/>
                 <w:szCs w:val="20"/>
               </w:rPr>
               <w:t xml:space="preserve"> gigabytes of photos. After 12 gigabytes were deleted, 29 gigabytes were left. Write and solve a subtraction equation.</w:t>
@@ -1753,7 +1757,7 @@
                 <w:rFonts w:ascii="Avenir Next" w:hAnsi="Avenir Next" w:cs="Avenir Next" w:eastAsia="Avenir Next"/>
                 <w:b/>
                 <w:color w:val="003A70"/>
-                <w:sz w:val="17"/>
+                <w:sz w:val="22"/>
                 <w:szCs w:val="17"/>
               </w:rPr>
               <w:t xml:space="preserve">Hint  </w:t>
@@ -1763,7 +1767,7 @@
                 <w:rFonts w:ascii="Avenir Next" w:hAnsi="Avenir Next" w:cs="Avenir Next" w:eastAsia="Avenir Next"/>
                 <w:i/>
                 <w:color w:val="5A5F66"/>
-                <w:sz w:val="17"/>
+                <w:sz w:val="22"/>
                 <w:szCs w:val="17"/>
               </w:rPr>
               <w:t xml:space="preserve">Add the deleted gigabytes back to both sides.</w:t>
@@ -1771,7 +1775,7 @@
           </w:p>
           <w:p>
             <w:pPr>
-              <w:spacing w:before="0" w:after="0" w:line="60" w:lineRule="auto"/>
+              <w:spacing w:before="0" w:after="0" w:line="50" w:lineRule="exact"/>
             </w:pPr>
           </w:p>
           <w:tbl>
@@ -1840,25 +1844,25 @@
                 <w:rFonts w:ascii="Avenir Next" w:hAnsi="Avenir Next" w:cs="Avenir Next" w:eastAsia="Avenir Next"/>
                 <w:b/>
                 <w:color w:val="1A1A1A"/>
+                <w:sz w:val="22"/>
+                <w:szCs w:val="18"/>
+              </w:rPr>
+              <w:t xml:space="preserve">Answer</w:t>
+            </w:r>
+            <w:r>
+              <w:rPr>
+                <w:rFonts w:ascii="Avenir Next" w:hAnsi="Avenir Next" w:cs="Avenir Next" w:eastAsia="Avenir Next"/>
+                <w:color w:val="1A1A1A"/>
                 <w:sz w:val="18"/>
                 <w:szCs w:val="18"/>
               </w:rPr>
-              <w:t xml:space="preserve">Answer</w:t>
-            </w:r>
-            <w:r>
-              <w:rPr>
-                <w:rFonts w:ascii="Avenir Next" w:hAnsi="Avenir Next" w:cs="Avenir Next" w:eastAsia="Avenir Next"/>
-                <w:color w:val="1A1A1A"/>
-                <w:sz w:val="18"/>
-                <w:szCs w:val="18"/>
-              </w:rPr>
               <w:tab/>
             </w:r>
             <w:r>
               <w:rPr>
                 <w:rFonts w:ascii="Avenir Next" w:hAnsi="Avenir Next" w:cs="Avenir Next" w:eastAsia="Avenir Next"/>
                 <w:color w:val="1A1A1A"/>
-                <w:sz w:val="18"/>
+                <w:sz w:val="22"/>
                 <w:szCs w:val="18"/>
               </w:rPr>
               <w:t xml:space="preserve">  GB</w:t>
@@ -1869,12 +1873,12 @@
     </w:tbl>
     <w:p>
       <w:pPr>
-        <w:spacing w:before="0" w:after="0" w:line="20" w:lineRule="exact"/>
+        <w:spacing w:before="0" w:after="0" w:line="50" w:lineRule="exact"/>
       </w:pPr>
     </w:p>
     <w:p>
       <w:pPr>
-        <w:spacing w:before="0" w:after="0" w:line="20" w:lineRule="exact"/>
+        <w:spacing w:before="0" w:after="0" w:line="50" w:lineRule="exact"/>
       </w:pPr>
     </w:p>
     <w:tbl>
@@ -1925,18 +1929,18 @@
                 <w:rFonts w:ascii="Avenir Next" w:hAnsi="Avenir Next" w:cs="Avenir Next" w:eastAsia="Avenir Next"/>
                 <w:b/>
                 <w:color w:val="1A1A1A"/>
+                <w:sz w:val="22"/>
+                <w:szCs w:val="20"/>
+              </w:rPr>
+              <w:t xml:space="preserve">4.</w:t>
+            </w:r>
+            <w:r>
+              <w:rPr>
+                <w:rFonts w:ascii="Avenir Next" w:hAnsi="Avenir Next" w:cs="Avenir Next" w:eastAsia="Avenir Next"/>
+                <w:color w:val="1A1A1A"/>
                 <w:sz w:val="20"/>
                 <w:szCs w:val="20"/>
               </w:rPr>
-              <w:t xml:space="preserve">4.</w:t>
-            </w:r>
-            <w:r>
-              <w:rPr>
-                <w:rFonts w:ascii="Avenir Next" w:hAnsi="Avenir Next" w:cs="Avenir Next" w:eastAsia="Avenir Next"/>
-                <w:color w:val="1A1A1A"/>
-                <w:sz w:val="20"/>
-                <w:szCs w:val="20"/>
-              </w:rPr>
               <w:tab/>
             </w:r>
             <w:r>
@@ -1944,7 +1948,7 @@
                 <w:rFonts w:ascii="Avenir Next" w:hAnsi="Avenir Next" w:cs="Avenir Next" w:eastAsia="Avenir Next"/>
                 <w:b/>
                 <w:color w:val="1A1A1A"/>
-                <w:sz w:val="20"/>
+                <w:sz w:val="22"/>
                 <w:szCs w:val="20"/>
               </w:rPr>
               <w:t xml:space="preserve">Library Shelf.  </w:t>
@@ -1953,7 +1957,7 @@
               <w:rPr>
                 <w:rFonts w:ascii="Avenir Next" w:hAnsi="Avenir Next" w:cs="Avenir Next" w:eastAsia="Avenir Next"/>
                 <w:color w:val="1A1A1A"/>
-                <w:sz w:val="20"/>
+                <w:sz w:val="22"/>
                 <w:szCs w:val="20"/>
               </w:rPr>
               <w:t xml:space="preserve">A shelf held </w:t>
@@ -1963,7 +1967,7 @@
                 <w:rFonts w:ascii="Avenir Next" w:hAnsi="Avenir Next" w:cs="Avenir Next" w:eastAsia="Avenir Next"/>
                 <w:i/>
                 <w:color w:val="1A1A1A"/>
-                <w:sz w:val="20"/>
+                <w:sz w:val="22"/>
                 <w:szCs w:val="20"/>
               </w:rPr>
               <w:t xml:space="preserve">b</w:t>
@@ -1972,7 +1976,7 @@
               <w:rPr>
                 <w:rFonts w:ascii="Avenir Next" w:hAnsi="Avenir Next" w:cs="Avenir Next" w:eastAsia="Avenir Next"/>
                 <w:color w:val="1A1A1A"/>
-                <w:sz w:val="20"/>
+                <w:sz w:val="22"/>
                 <w:szCs w:val="20"/>
               </w:rPr>
               <w:t xml:space="preserve"> books. Students checked out 38, and 54 remained. Solve </w:t>
@@ -1982,7 +1986,7 @@
                 <w:rFonts w:ascii="Avenir Next" w:hAnsi="Avenir Next" w:cs="Avenir Next" w:eastAsia="Avenir Next"/>
                 <w:i/>
                 <w:color w:val="1A1A1A"/>
-                <w:sz w:val="20"/>
+                <w:sz w:val="22"/>
                 <w:szCs w:val="20"/>
               </w:rPr>
               <w:t xml:space="preserve">b</w:t>
@@ -1991,7 +1995,7 @@
               <w:rPr>
                 <w:rFonts w:ascii="Avenir Next" w:hAnsi="Avenir Next" w:cs="Avenir Next" w:eastAsia="Avenir Next"/>
                 <w:color w:val="1A1A1A"/>
-                <w:sz w:val="20"/>
+                <w:sz w:val="22"/>
                 <w:szCs w:val="20"/>
               </w:rPr>
               <w:t xml:space="preserve"> − 38 = 54.</w:t>
@@ -2008,7 +2012,7 @@
                 <w:rFonts w:ascii="Avenir Next" w:hAnsi="Avenir Next" w:cs="Avenir Next" w:eastAsia="Avenir Next"/>
                 <w:b/>
                 <w:color w:val="003A70"/>
-                <w:sz w:val="17"/>
+                <w:sz w:val="22"/>
                 <w:szCs w:val="17"/>
               </w:rPr>
               <w:t xml:space="preserve">Hint  </w:t>
@@ -2018,7 +2022,7 @@
                 <w:rFonts w:ascii="Avenir Next" w:hAnsi="Avenir Next" w:cs="Avenir Next" w:eastAsia="Avenir Next"/>
                 <w:i/>
                 <w:color w:val="5A5F66"/>
-                <w:sz w:val="17"/>
+                <w:sz w:val="22"/>
                 <w:szCs w:val="17"/>
               </w:rPr>
               <w:t xml:space="preserve">Add 38 to both sides.</w:t>
@@ -2026,7 +2030,7 @@
           </w:p>
           <w:p>
             <w:pPr>
-              <w:spacing w:before="0" w:after="0" w:line="60" w:lineRule="auto"/>
+              <w:spacing w:before="0" w:after="0" w:line="50" w:lineRule="exact"/>
             </w:pPr>
           </w:p>
           <w:tbl>
@@ -2095,7 +2099,7 @@
                 <w:rFonts w:ascii="Avenir Next" w:hAnsi="Avenir Next" w:cs="Avenir Next" w:eastAsia="Avenir Next"/>
                 <w:b/>
                 <w:color w:val="1A1A1A"/>
-                <w:sz w:val="18"/>
+                <w:sz w:val="22"/>
                 <w:szCs w:val="18"/>
               </w:rPr>
               <w:t xml:space="preserve">b =</w:t>
@@ -2130,18 +2134,18 @@
                 <w:rFonts w:ascii="Avenir Next" w:hAnsi="Avenir Next" w:cs="Avenir Next" w:eastAsia="Avenir Next"/>
                 <w:b/>
                 <w:color w:val="1A1A1A"/>
+                <w:sz w:val="22"/>
+                <w:szCs w:val="20"/>
+              </w:rPr>
+              <w:t xml:space="preserve">5.</w:t>
+            </w:r>
+            <w:r>
+              <w:rPr>
+                <w:rFonts w:ascii="Avenir Next" w:hAnsi="Avenir Next" w:cs="Avenir Next" w:eastAsia="Avenir Next"/>
+                <w:color w:val="1A1A1A"/>
                 <w:sz w:val="20"/>
                 <w:szCs w:val="20"/>
               </w:rPr>
-              <w:t xml:space="preserve">5.</w:t>
-            </w:r>
-            <w:r>
-              <w:rPr>
-                <w:rFonts w:ascii="Avenir Next" w:hAnsi="Avenir Next" w:cs="Avenir Next" w:eastAsia="Avenir Next"/>
-                <w:color w:val="1A1A1A"/>
-                <w:sz w:val="20"/>
-                <w:szCs w:val="20"/>
-              </w:rPr>
               <w:tab/>
             </w:r>
             <w:r>
@@ -2149,7 +2153,7 @@
                 <w:rFonts w:ascii="Avenir Next" w:hAnsi="Avenir Next" w:cs="Avenir Next" w:eastAsia="Avenir Next"/>
                 <w:b/>
                 <w:color w:val="1A1A1A"/>
-                <w:sz w:val="20"/>
+                <w:sz w:val="22"/>
                 <w:szCs w:val="20"/>
               </w:rPr>
               <w:t xml:space="preserve">Tour Bus.  </w:t>
@@ -2158,7 +2162,7 @@
               <w:rPr>
                 <w:rFonts w:ascii="Avenir Next" w:hAnsi="Avenir Next" w:cs="Avenir Next" w:eastAsia="Avenir Next"/>
                 <w:color w:val="1A1A1A"/>
-                <w:sz w:val="20"/>
+                <w:sz w:val="22"/>
                 <w:szCs w:val="20"/>
               </w:rPr>
               <w:t xml:space="preserve">A trip is </w:t>
@@ -2168,7 +2172,7 @@
                 <w:rFonts w:ascii="Avenir Next" w:hAnsi="Avenir Next" w:cs="Avenir Next" w:eastAsia="Avenir Next"/>
                 <w:i/>
                 <w:color w:val="1A1A1A"/>
-                <w:sz w:val="20"/>
+                <w:sz w:val="22"/>
                 <w:szCs w:val="20"/>
               </w:rPr>
               <w:t xml:space="preserve">n</w:t>
@@ -2177,7 +2181,7 @@
               <w:rPr>
                 <w:rFonts w:ascii="Avenir Next" w:hAnsi="Avenir Next" w:cs="Avenir Next" w:eastAsia="Avenir Next"/>
                 <w:color w:val="1A1A1A"/>
-                <w:sz w:val="20"/>
+                <w:sz w:val="22"/>
                 <w:szCs w:val="20"/>
               </w:rPr>
               <w:t xml:space="preserve"> miles long. After 145 miles, the driver has 89 miles to go. Solve </w:t>
@@ -2187,7 +2191,7 @@
                 <w:rFonts w:ascii="Avenir Next" w:hAnsi="Avenir Next" w:cs="Avenir Next" w:eastAsia="Avenir Next"/>
                 <w:i/>
                 <w:color w:val="1A1A1A"/>
-                <w:sz w:val="20"/>
+                <w:sz w:val="22"/>
                 <w:szCs w:val="20"/>
               </w:rPr>
               <w:t xml:space="preserve">n</w:t>
@@ -2196,7 +2200,7 @@
               <w:rPr>
                 <w:rFonts w:ascii="Avenir Next" w:hAnsi="Avenir Next" w:cs="Avenir Next" w:eastAsia="Avenir Next"/>
                 <w:color w:val="1A1A1A"/>
-                <w:sz w:val="20"/>
+                <w:sz w:val="22"/>
                 <w:szCs w:val="20"/>
               </w:rPr>
               <w:t xml:space="preserve"> − 145 = 89.</w:t>
@@ -2204,7 +2208,7 @@
           </w:p>
           <w:p>
             <w:pPr>
-              <w:spacing w:before="0" w:after="0" w:line="60" w:lineRule="auto"/>
+              <w:spacing w:before="0" w:after="0" w:line="50" w:lineRule="exact"/>
             </w:pPr>
           </w:p>
           <w:tbl>
@@ -2273,7 +2277,7 @@
                 <w:rFonts w:ascii="Avenir Next" w:hAnsi="Avenir Next" w:cs="Avenir Next" w:eastAsia="Avenir Next"/>
                 <w:b/>
                 <w:color w:val="1A1A1A"/>
-                <w:sz w:val="18"/>
+                <w:sz w:val="22"/>
                 <w:szCs w:val="18"/>
               </w:rPr>
               <w:t xml:space="preserve">n =</w:t>
@@ -2293,12 +2297,12 @@
     </w:tbl>
     <w:p>
       <w:pPr>
-        <w:spacing w:before="0" w:after="0" w:line="20" w:lineRule="exact"/>
+        <w:spacing w:before="0" w:after="0" w:line="50" w:lineRule="exact"/>
       </w:pPr>
     </w:p>
     <w:p>
       <w:pPr>
-        <w:spacing w:before="0" w:after="0" w:line="20" w:lineRule="exact"/>
+        <w:spacing w:before="0" w:after="0" w:line="50" w:lineRule="exact"/>
       </w:pPr>
     </w:p>
     <w:tbl>
@@ -2348,18 +2352,18 @@
                 <w:rFonts w:ascii="Avenir Next" w:hAnsi="Avenir Next" w:cs="Avenir Next" w:eastAsia="Avenir Next"/>
                 <w:b/>
                 <w:color w:val="1A1A1A"/>
+                <w:sz w:val="22"/>
+                <w:szCs w:val="20"/>
+              </w:rPr>
+              <w:t xml:space="preserve">6.</w:t>
+            </w:r>
+            <w:r>
+              <w:rPr>
+                <w:rFonts w:ascii="Avenir Next" w:hAnsi="Avenir Next" w:cs="Avenir Next" w:eastAsia="Avenir Next"/>
+                <w:color w:val="1A1A1A"/>
                 <w:sz w:val="20"/>
                 <w:szCs w:val="20"/>
               </w:rPr>
-              <w:t xml:space="preserve">6.</w:t>
-            </w:r>
-            <w:r>
-              <w:rPr>
-                <w:rFonts w:ascii="Avenir Next" w:hAnsi="Avenir Next" w:cs="Avenir Next" w:eastAsia="Avenir Next"/>
-                <w:color w:val="1A1A1A"/>
-                <w:sz w:val="20"/>
-                <w:szCs w:val="20"/>
-              </w:rPr>
               <w:tab/>
             </w:r>
             <w:r>
@@ -2367,7 +2371,7 @@
                 <w:rFonts w:ascii="Avenir Next" w:hAnsi="Avenir Next" w:cs="Avenir Next" w:eastAsia="Avenir Next"/>
                 <w:b/>
                 <w:color w:val="1A1A1A"/>
-                <w:sz w:val="20"/>
+                <w:sz w:val="22"/>
                 <w:szCs w:val="20"/>
               </w:rPr>
               <w:t xml:space="preserve">Film Club Money.  </w:t>
@@ -2376,7 +2380,7 @@
               <w:rPr>
                 <w:rFonts w:ascii="Avenir Next" w:hAnsi="Avenir Next" w:cs="Avenir Next" w:eastAsia="Avenir Next"/>
                 <w:color w:val="1A1A1A"/>
-                <w:sz w:val="20"/>
+                <w:sz w:val="22"/>
                 <w:szCs w:val="20"/>
               </w:rPr>
               <w:t xml:space="preserve">A film club started the month with </w:t>
@@ -2386,7 +2390,7 @@
                 <w:rFonts w:ascii="Avenir Next" w:hAnsi="Avenir Next" w:cs="Avenir Next" w:eastAsia="Avenir Next"/>
                 <w:i/>
                 <w:color w:val="1A1A1A"/>
-                <w:sz w:val="20"/>
+                <w:sz w:val="22"/>
                 <w:szCs w:val="20"/>
               </w:rPr>
               <w:t xml:space="preserve">f</w:t>
@@ -2395,7 +2399,7 @@
               <w:rPr>
                 <w:rFonts w:ascii="Avenir Next" w:hAnsi="Avenir Next" w:cs="Avenir Next" w:eastAsia="Avenir Next"/>
                 <w:color w:val="1A1A1A"/>
-                <w:sz w:val="20"/>
+                <w:sz w:val="22"/>
                 <w:szCs w:val="20"/>
               </w:rPr>
               <w:t xml:space="preserve"> dollars. It spent $18.50 on snacks and had $31.75 left. Write and solve an equation.</w:t>
@@ -2412,7 +2416,7 @@
                 <w:rFonts w:ascii="Avenir Next" w:hAnsi="Avenir Next" w:cs="Avenir Next" w:eastAsia="Avenir Next"/>
                 <w:b/>
                 <w:color w:val="003A70"/>
-                <w:sz w:val="17"/>
+                <w:sz w:val="22"/>
                 <w:szCs w:val="17"/>
               </w:rPr>
               <w:t xml:space="preserve">Hint  </w:t>
@@ -2422,7 +2426,7 @@
                 <w:rFonts w:ascii="Avenir Next" w:hAnsi="Avenir Next" w:cs="Avenir Next" w:eastAsia="Avenir Next"/>
                 <w:i/>
                 <w:color w:val="5A5F66"/>
-                <w:sz w:val="17"/>
+                <w:sz w:val="22"/>
                 <w:szCs w:val="17"/>
               </w:rPr>
               <w:t xml:space="preserve">Add $18.50 to both sides. Line up the decimal points.</w:t>
@@ -2430,7 +2434,7 @@
           </w:p>
           <w:p>
             <w:pPr>
-              <w:spacing w:before="0" w:after="0" w:line="60" w:lineRule="auto"/>
+              <w:spacing w:before="0" w:after="0" w:line="50" w:lineRule="exact"/>
             </w:pPr>
           </w:p>
           <w:tbl>
@@ -2499,7 +2503,7 @@
                 <w:rFonts w:ascii="Avenir Next" w:hAnsi="Avenir Next" w:cs="Avenir Next" w:eastAsia="Avenir Next"/>
                 <w:b/>
                 <w:color w:val="1A1A1A"/>
-                <w:sz w:val="18"/>
+                <w:sz w:val="22"/>
                 <w:szCs w:val="18"/>
               </w:rPr>
               <w:t xml:space="preserve">f =</w:t>
@@ -2519,12 +2523,12 @@
     </w:tbl>
     <w:p>
       <w:pPr>
-        <w:spacing w:before="0" w:after="0" w:line="20" w:lineRule="exact"/>
+        <w:spacing w:before="0" w:after="0" w:line="50" w:lineRule="exact"/>
       </w:pPr>
     </w:p>
     <w:p>
       <w:pPr>
-        <w:spacing w:before="0" w:after="0" w:line="20" w:lineRule="exact"/>
+        <w:spacing w:before="0" w:after="0" w:line="50" w:lineRule="exact"/>
       </w:pPr>
     </w:p>
     <w:tbl>
@@ -2574,18 +2578,18 @@
                 <w:rFonts w:ascii="Avenir Next" w:hAnsi="Avenir Next" w:cs="Avenir Next" w:eastAsia="Avenir Next"/>
                 <w:b/>
                 <w:color w:val="1A1A1A"/>
+                <w:sz w:val="22"/>
+                <w:szCs w:val="20"/>
+              </w:rPr>
+              <w:t xml:space="preserve">7.</w:t>
+            </w:r>
+            <w:r>
+              <w:rPr>
+                <w:rFonts w:ascii="Avenir Next" w:hAnsi="Avenir Next" w:cs="Avenir Next" w:eastAsia="Avenir Next"/>
+                <w:color w:val="1A1A1A"/>
                 <w:sz w:val="20"/>
                 <w:szCs w:val="20"/>
               </w:rPr>
-              <w:t xml:space="preserve">7.</w:t>
-            </w:r>
-            <w:r>
-              <w:rPr>
-                <w:rFonts w:ascii="Avenir Next" w:hAnsi="Avenir Next" w:cs="Avenir Next" w:eastAsia="Avenir Next"/>
-                <w:color w:val="1A1A1A"/>
-                <w:sz w:val="20"/>
-                <w:szCs w:val="20"/>
-              </w:rPr>
               <w:tab/>
             </w:r>
             <w:r>
@@ -2593,7 +2597,7 @@
                 <w:rFonts w:ascii="Avenir Next" w:hAnsi="Avenir Next" w:cs="Avenir Next" w:eastAsia="Avenir Next"/>
                 <w:b/>
                 <w:color w:val="1A1A1A"/>
-                <w:sz w:val="20"/>
+                <w:sz w:val="22"/>
                 <w:szCs w:val="20"/>
               </w:rPr>
               <w:t xml:space="preserve">Apple Market.  </w:t>
@@ -2602,7 +2606,7 @@
               <w:rPr>
                 <w:rFonts w:ascii="Avenir Next" w:hAnsi="Avenir Next" w:cs="Avenir Next" w:eastAsia="Avenir Next"/>
                 <w:color w:val="1A1A1A"/>
-                <w:sz w:val="20"/>
+                <w:sz w:val="22"/>
                 <w:szCs w:val="20"/>
               </w:rPr>
               <w:t xml:space="preserve">A market had </w:t>
@@ -2612,7 +2616,7 @@
                 <w:rFonts w:ascii="Avenir Next" w:hAnsi="Avenir Next" w:cs="Avenir Next" w:eastAsia="Avenir Next"/>
                 <w:i/>
                 <w:color w:val="1A1A1A"/>
-                <w:sz w:val="20"/>
+                <w:sz w:val="22"/>
                 <w:szCs w:val="20"/>
               </w:rPr>
               <w:t xml:space="preserve">a</w:t>
@@ -2621,7 +2625,7 @@
               <w:rPr>
                 <w:rFonts w:ascii="Avenir Next" w:hAnsi="Avenir Next" w:cs="Avenir Next" w:eastAsia="Avenir Next"/>
                 <w:color w:val="1A1A1A"/>
-                <w:sz w:val="20"/>
+                <w:sz w:val="22"/>
                 <w:szCs w:val="20"/>
               </w:rPr>
               <w:t xml:space="preserve"> pounds of apples. Shoppers bought 128 pounds, and 95 pounds were left. Write and solve a subtraction equation. Check it.</w:t>
@@ -2638,7 +2642,7 @@
                 <w:rFonts w:ascii="Avenir Next" w:hAnsi="Avenir Next" w:cs="Avenir Next" w:eastAsia="Avenir Next"/>
                 <w:b/>
                 <w:color w:val="003A70"/>
-                <w:sz w:val="17"/>
+                <w:sz w:val="22"/>
                 <w:szCs w:val="17"/>
               </w:rPr>
               <w:t xml:space="preserve">Hint  </w:t>
@@ -2648,7 +2652,7 @@
                 <w:rFonts w:ascii="Avenir Next" w:hAnsi="Avenir Next" w:cs="Avenir Next" w:eastAsia="Avenir Next"/>
                 <w:i/>
                 <w:color w:val="5A5F66"/>
-                <w:sz w:val="17"/>
+                <w:sz w:val="22"/>
                 <w:szCs w:val="17"/>
               </w:rPr>
               <w:t xml:space="preserve">The answer must be more than 95.</w:t>
@@ -2656,7 +2660,7 @@
           </w:p>
           <w:p>
             <w:pPr>
-              <w:spacing w:before="0" w:after="0" w:line="60" w:lineRule="auto"/>
+              <w:spacing w:before="0" w:after="0" w:line="50" w:lineRule="exact"/>
             </w:pPr>
           </w:p>
           <w:tbl>
@@ -2725,25 +2729,25 @@
                 <w:rFonts w:ascii="Avenir Next" w:hAnsi="Avenir Next" w:cs="Avenir Next" w:eastAsia="Avenir Next"/>
                 <w:b/>
                 <w:color w:val="1A1A1A"/>
+                <w:sz w:val="22"/>
+                <w:szCs w:val="18"/>
+              </w:rPr>
+              <w:t xml:space="preserve">Answer</w:t>
+            </w:r>
+            <w:r>
+              <w:rPr>
+                <w:rFonts w:ascii="Avenir Next" w:hAnsi="Avenir Next" w:cs="Avenir Next" w:eastAsia="Avenir Next"/>
+                <w:color w:val="1A1A1A"/>
                 <w:sz w:val="18"/>
                 <w:szCs w:val="18"/>
               </w:rPr>
-              <w:t xml:space="preserve">Answer</w:t>
-            </w:r>
-            <w:r>
-              <w:rPr>
-                <w:rFonts w:ascii="Avenir Next" w:hAnsi="Avenir Next" w:cs="Avenir Next" w:eastAsia="Avenir Next"/>
-                <w:color w:val="1A1A1A"/>
-                <w:sz w:val="18"/>
-                <w:szCs w:val="18"/>
-              </w:rPr>
               <w:tab/>
             </w:r>
             <w:r>
               <w:rPr>
                 <w:rFonts w:ascii="Avenir Next" w:hAnsi="Avenir Next" w:cs="Avenir Next" w:eastAsia="Avenir Next"/>
                 <w:color w:val="1A1A1A"/>
-                <w:sz w:val="18"/>
+                <w:sz w:val="22"/>
                 <w:szCs w:val="18"/>
               </w:rPr>
               <w:t xml:space="preserve">  pounds</w:t>
@@ -2754,12 +2758,12 @@
     </w:tbl>
     <w:p>
       <w:pPr>
-        <w:spacing w:before="0" w:after="0" w:line="20" w:lineRule="exact"/>
+        <w:spacing w:before="0" w:after="0" w:line="50" w:lineRule="exact"/>
       </w:pPr>
     </w:p>
     <w:p>
       <w:pPr>
-        <w:spacing w:before="0" w:after="0" w:line="20" w:lineRule="exact"/>
+        <w:spacing w:before="0" w:after="0" w:line="50" w:lineRule="exact"/>
       </w:pPr>
     </w:p>
     <w:tbl>
@@ -2809,18 +2813,18 @@
                 <w:rFonts w:ascii="Avenir Next" w:hAnsi="Avenir Next" w:cs="Avenir Next" w:eastAsia="Avenir Next"/>
                 <w:b/>
                 <w:color w:val="1A1A1A"/>
+                <w:sz w:val="22"/>
+                <w:szCs w:val="20"/>
+              </w:rPr>
+              <w:t xml:space="preserve">8.</w:t>
+            </w:r>
+            <w:r>
+              <w:rPr>
+                <w:rFonts w:ascii="Avenir Next" w:hAnsi="Avenir Next" w:cs="Avenir Next" w:eastAsia="Avenir Next"/>
+                <w:color w:val="1A1A1A"/>
                 <w:sz w:val="20"/>
                 <w:szCs w:val="20"/>
               </w:rPr>
-              <w:t xml:space="preserve">8.</w:t>
-            </w:r>
-            <w:r>
-              <w:rPr>
-                <w:rFonts w:ascii="Avenir Next" w:hAnsi="Avenir Next" w:cs="Avenir Next" w:eastAsia="Avenir Next"/>
-                <w:color w:val="1A1A1A"/>
-                <w:sz w:val="20"/>
-                <w:szCs w:val="20"/>
-              </w:rPr>
               <w:tab/>
             </w:r>
             <w:r>
@@ -2828,7 +2832,7 @@
                 <w:rFonts w:ascii="Avenir Next" w:hAnsi="Avenir Next" w:cs="Avenir Next" w:eastAsia="Avenir Next"/>
                 <w:b/>
                 <w:color w:val="1A1A1A"/>
-                <w:sz w:val="20"/>
+                <w:sz w:val="22"/>
                 <w:szCs w:val="20"/>
               </w:rPr>
               <w:t xml:space="preserve">Library Books.  </w:t>
@@ -2837,7 +2841,7 @@
               <w:rPr>
                 <w:rFonts w:ascii="Avenir Next" w:hAnsi="Avenir Next" w:cs="Avenir Next" w:eastAsia="Avenir Next"/>
                 <w:color w:val="1A1A1A"/>
-                <w:sz w:val="20"/>
+                <w:sz w:val="22"/>
                 <w:szCs w:val="20"/>
               </w:rPr>
               <w:t xml:space="preserve">A shelf held </w:t>
@@ -2847,7 +2851,7 @@
                 <w:rFonts w:ascii="Avenir Next" w:hAnsi="Avenir Next" w:cs="Avenir Next" w:eastAsia="Avenir Next"/>
                 <w:i/>
                 <w:color w:val="1A1A1A"/>
-                <w:sz w:val="20"/>
+                <w:sz w:val="22"/>
                 <w:szCs w:val="20"/>
               </w:rPr>
               <w:t xml:space="preserve">b</w:t>
@@ -2856,7 +2860,7 @@
               <w:rPr>
                 <w:rFonts w:ascii="Avenir Next" w:hAnsi="Avenir Next" w:cs="Avenir Next" w:eastAsia="Avenir Next"/>
                 <w:color w:val="1A1A1A"/>
-                <w:sz w:val="20"/>
+                <w:sz w:val="22"/>
                 <w:szCs w:val="20"/>
               </w:rPr>
               <w:t xml:space="preserve"> books. After 34 were checked out, 89 remained.</w:t>
@@ -2876,25 +2880,25 @@
                 <w:rFonts w:ascii="Avenir Next" w:hAnsi="Avenir Next" w:cs="Avenir Next" w:eastAsia="Avenir Next"/>
                 <w:b/>
                 <w:color w:val="003A70"/>
+                <w:sz w:val="22"/>
+                <w:szCs w:val="20"/>
+              </w:rPr>
+              <w:t xml:space="preserve">a.</w:t>
+            </w:r>
+            <w:r>
+              <w:rPr>
+                <w:rFonts w:ascii="Avenir Next" w:hAnsi="Avenir Next" w:cs="Avenir Next" w:eastAsia="Avenir Next"/>
+                <w:color w:val="1A1A1A"/>
                 <w:sz w:val="20"/>
                 <w:szCs w:val="20"/>
               </w:rPr>
-              <w:t xml:space="preserve">a.</w:t>
-            </w:r>
-            <w:r>
-              <w:rPr>
-                <w:rFonts w:ascii="Avenir Next" w:hAnsi="Avenir Next" w:cs="Avenir Next" w:eastAsia="Avenir Next"/>
-                <w:color w:val="1A1A1A"/>
-                <w:sz w:val="20"/>
-                <w:szCs w:val="20"/>
-              </w:rPr>
               <w:tab/>
             </w:r>
             <w:r>
               <w:rPr>
                 <w:rFonts w:ascii="Avenir Next" w:hAnsi="Avenir Next" w:cs="Avenir Next" w:eastAsia="Avenir Next"/>
                 <w:color w:val="1A1A1A"/>
-                <w:sz w:val="20"/>
+                <w:sz w:val="22"/>
                 <w:szCs w:val="20"/>
               </w:rPr>
               <w:t xml:space="preserve">Write an equation.</w:t>
@@ -2933,25 +2937,25 @@
                 <w:rFonts w:ascii="Avenir Next" w:hAnsi="Avenir Next" w:cs="Avenir Next" w:eastAsia="Avenir Next"/>
                 <w:b/>
                 <w:color w:val="003A70"/>
+                <w:sz w:val="22"/>
+                <w:szCs w:val="20"/>
+              </w:rPr>
+              <w:t xml:space="preserve">b.</w:t>
+            </w:r>
+            <w:r>
+              <w:rPr>
+                <w:rFonts w:ascii="Avenir Next" w:hAnsi="Avenir Next" w:cs="Avenir Next" w:eastAsia="Avenir Next"/>
+                <w:color w:val="1A1A1A"/>
                 <w:sz w:val="20"/>
                 <w:szCs w:val="20"/>
               </w:rPr>
-              <w:t xml:space="preserve">b.</w:t>
-            </w:r>
-            <w:r>
-              <w:rPr>
-                <w:rFonts w:ascii="Avenir Next" w:hAnsi="Avenir Next" w:cs="Avenir Next" w:eastAsia="Avenir Next"/>
-                <w:color w:val="1A1A1A"/>
-                <w:sz w:val="20"/>
-                <w:szCs w:val="20"/>
-              </w:rPr>
               <w:tab/>
             </w:r>
             <w:r>
               <w:rPr>
                 <w:rFonts w:ascii="Avenir Next" w:hAnsi="Avenir Next" w:cs="Avenir Next" w:eastAsia="Avenir Next"/>
                 <w:color w:val="1A1A1A"/>
-                <w:sz w:val="20"/>
+                <w:sz w:val="22"/>
                 <w:szCs w:val="20"/>
               </w:rPr>
               <w:t xml:space="preserve">Solve it.</w:t>
@@ -2990,25 +2994,25 @@
                 <w:rFonts w:ascii="Avenir Next" w:hAnsi="Avenir Next" w:cs="Avenir Next" w:eastAsia="Avenir Next"/>
                 <w:b/>
                 <w:color w:val="003A70"/>
+                <w:sz w:val="22"/>
+                <w:szCs w:val="20"/>
+              </w:rPr>
+              <w:t xml:space="preserve">c.</w:t>
+            </w:r>
+            <w:r>
+              <w:rPr>
+                <w:rFonts w:ascii="Avenir Next" w:hAnsi="Avenir Next" w:cs="Avenir Next" w:eastAsia="Avenir Next"/>
+                <w:color w:val="1A1A1A"/>
                 <w:sz w:val="20"/>
                 <w:szCs w:val="20"/>
               </w:rPr>
-              <w:t xml:space="preserve">c.</w:t>
-            </w:r>
-            <w:r>
-              <w:rPr>
-                <w:rFonts w:ascii="Avenir Next" w:hAnsi="Avenir Next" w:cs="Avenir Next" w:eastAsia="Avenir Next"/>
-                <w:color w:val="1A1A1A"/>
-                <w:sz w:val="20"/>
-                <w:szCs w:val="20"/>
-              </w:rPr>
               <w:tab/>
             </w:r>
             <w:r>
               <w:rPr>
                 <w:rFonts w:ascii="Avenir Next" w:hAnsi="Avenir Next" w:cs="Avenir Next" w:eastAsia="Avenir Next"/>
                 <w:color w:val="1A1A1A"/>
-                <w:sz w:val="20"/>
+                <w:sz w:val="22"/>
                 <w:szCs w:val="20"/>
               </w:rPr>
               <w:t xml:space="preserve">Then 45 more books are checked out. Write and solve an equation for </w:t>
@@ -3018,7 +3022,7 @@
                 <w:rFonts w:ascii="Avenir Next" w:hAnsi="Avenir Next" w:cs="Avenir Next" w:eastAsia="Avenir Next"/>
                 <w:i/>
                 <w:color w:val="1A1A1A"/>
-                <w:sz w:val="20"/>
+                <w:sz w:val="22"/>
                 <w:szCs w:val="20"/>
               </w:rPr>
               <w:t xml:space="preserve">r</w:t>
@@ -3027,7 +3031,7 @@
               <w:rPr>
                 <w:rFonts w:ascii="Avenir Next" w:hAnsi="Avenir Next" w:cs="Avenir Next" w:eastAsia="Avenir Next"/>
                 <w:color w:val="1A1A1A"/>
-                <w:sz w:val="20"/>
+                <w:sz w:val="22"/>
                 <w:szCs w:val="20"/>
               </w:rPr>
               <w:t xml:space="preserve">, the books that remain.</w:t>
@@ -3057,11 +3061,12 @@
     </w:tbl>
     <w:p>
       <w:pPr>
-        <w:spacing w:before="0" w:after="0" w:line="20" w:lineRule="exact"/>
+        <w:spacing w:before="0" w:after="0" w:line="50" w:lineRule="exact"/>
       </w:pPr>
     </w:p>
     <w:p>
       <w:pPr>
+        <w:pStyle w:val="Heading2"/>
         <w:keepNext/>
         <w:pBdr>
           <w:bottom w:val="single" w:sz="8" w:space="3" w:color="003A70"/>
@@ -3077,7 +3082,7 @@
           <w:b/>
           <w:color w:val="003A70"/>
           <w:spacing w:val="14"/>
-          <w:sz w:val="19"/>
+          <w:sz w:val="22"/>
           <w:szCs w:val="19"/>
         </w:rPr>
         <w:t xml:space="preserve">FIND THE ERROR</w:t>
@@ -3096,7 +3101,7 @@
           <w:rFonts w:ascii="Avenir Next" w:hAnsi="Avenir Next" w:cs="Avenir Next" w:eastAsia="Avenir Next"/>
           <w:i/>
           <w:color w:val="5A5F66"/>
-          <w:sz w:val="17"/>
+          <w:sz w:val="22"/>
           <w:szCs w:val="17"/>
         </w:rPr>
         <w:t xml:space="preserve">explain the mistake, then fix it</w:t>
@@ -3104,7 +3109,7 @@
     </w:p>
     <w:p>
       <w:pPr>
-        <w:spacing w:before="0" w:after="0" w:line="20" w:lineRule="exact"/>
+        <w:spacing w:before="0" w:after="0" w:line="50" w:lineRule="exact"/>
       </w:pPr>
     </w:p>
     <w:tbl>
@@ -3154,18 +3159,18 @@
                 <w:rFonts w:ascii="Avenir Next" w:hAnsi="Avenir Next" w:cs="Avenir Next" w:eastAsia="Avenir Next"/>
                 <w:b/>
                 <w:color w:val="1A1A1A"/>
+                <w:sz w:val="22"/>
+                <w:szCs w:val="20"/>
+              </w:rPr>
+              <w:t xml:space="preserve">9.</w:t>
+            </w:r>
+            <w:r>
+              <w:rPr>
+                <w:rFonts w:ascii="Avenir Next" w:hAnsi="Avenir Next" w:cs="Avenir Next" w:eastAsia="Avenir Next"/>
+                <w:color w:val="1A1A1A"/>
                 <w:sz w:val="20"/>
                 <w:szCs w:val="20"/>
               </w:rPr>
-              <w:t xml:space="preserve">9.</w:t>
-            </w:r>
-            <w:r>
-              <w:rPr>
-                <w:rFonts w:ascii="Avenir Next" w:hAnsi="Avenir Next" w:cs="Avenir Next" w:eastAsia="Avenir Next"/>
-                <w:color w:val="1A1A1A"/>
-                <w:sz w:val="20"/>
-                <w:szCs w:val="20"/>
-              </w:rPr>
               <w:tab/>
             </w:r>
             <w:r>
@@ -3173,7 +3178,7 @@
                 <w:rFonts w:ascii="Avenir Next" w:hAnsi="Avenir Next" w:cs="Avenir Next" w:eastAsia="Avenir Next"/>
                 <w:b/>
                 <w:color w:val="1A1A1A"/>
-                <w:sz w:val="20"/>
+                <w:sz w:val="22"/>
                 <w:szCs w:val="20"/>
               </w:rPr>
               <w:t xml:space="preserve">Harper’s Work.  </w:t>
@@ -3182,7 +3187,7 @@
               <w:rPr>
                 <w:rFonts w:ascii="Avenir Next" w:hAnsi="Avenir Next" w:cs="Avenir Next" w:eastAsia="Avenir Next"/>
                 <w:color w:val="1A1A1A"/>
-                <w:sz w:val="20"/>
+                <w:sz w:val="22"/>
                 <w:szCs w:val="20"/>
               </w:rPr>
               <w:t xml:space="preserve">To solve </w:t>
@@ -3192,7 +3197,7 @@
                 <w:rFonts w:ascii="Avenir Next" w:hAnsi="Avenir Next" w:cs="Avenir Next" w:eastAsia="Avenir Next"/>
                 <w:i/>
                 <w:color w:val="1A1A1A"/>
-                <w:sz w:val="20"/>
+                <w:sz w:val="22"/>
                 <w:szCs w:val="20"/>
               </w:rPr>
               <w:t xml:space="preserve">k</w:t>
@@ -3201,7 +3206,7 @@
               <w:rPr>
                 <w:rFonts w:ascii="Avenir Next" w:hAnsi="Avenir Next" w:cs="Avenir Next" w:eastAsia="Avenir Next"/>
                 <w:color w:val="1A1A1A"/>
-                <w:sz w:val="20"/>
+                <w:sz w:val="22"/>
                 <w:szCs w:val="20"/>
               </w:rPr>
               <w:t xml:space="preserve"> − 19 = 33, Harper subtracted 19 from both sides. She wrote </w:t>
@@ -3211,7 +3216,7 @@
                 <w:rFonts w:ascii="Avenir Next" w:hAnsi="Avenir Next" w:cs="Avenir Next" w:eastAsia="Avenir Next"/>
                 <w:i/>
                 <w:color w:val="1A1A1A"/>
-                <w:sz w:val="20"/>
+                <w:sz w:val="22"/>
                 <w:szCs w:val="20"/>
               </w:rPr>
               <w:t xml:space="preserve">k</w:t>
@@ -3220,7 +3225,7 @@
               <w:rPr>
                 <w:rFonts w:ascii="Avenir Next" w:hAnsi="Avenir Next" w:cs="Avenir Next" w:eastAsia="Avenir Next"/>
                 <w:color w:val="1A1A1A"/>
-                <w:sz w:val="20"/>
+                <w:sz w:val="22"/>
                 <w:szCs w:val="20"/>
               </w:rPr>
               <w:t xml:space="preserve"> = 14. Explain her mistake. Then solve correctly.</w:t>
@@ -3266,7 +3271,7 @@
                 </w:tcPr>
                 <w:p>
                   <w:pPr>
-                    <w:spacing w:before="0" w:after="0" w:line="240" w:lineRule="auto"/>
+                    <w:spacing w:before="0" w:after="0" w:line="50" w:lineRule="exact"/>
                   </w:pPr>
                 </w:p>
               </w:tc>
@@ -3286,7 +3291,7 @@
                 </w:tcPr>
                 <w:p>
                   <w:pPr>
-                    <w:spacing w:before="0" w:after="0" w:line="240" w:lineRule="auto"/>
+                    <w:spacing w:before="0" w:after="0" w:line="50" w:lineRule="exact"/>
                   </w:pPr>
                 </w:p>
               </w:tc>
@@ -3306,7 +3311,7 @@
                 </w:tcPr>
                 <w:p>
                   <w:pPr>
-                    <w:spacing w:before="0" w:after="0" w:line="240" w:lineRule="auto"/>
+                    <w:spacing w:before="0" w:after="0" w:line="50" w:lineRule="exact"/>
                   </w:pPr>
                 </w:p>
               </w:tc>
@@ -3314,7 +3319,7 @@
           </w:tbl>
           <w:p>
             <w:pPr>
-              <w:spacing w:before="0" w:after="0" w:line="24" w:lineRule="auto"/>
+              <w:spacing w:before="0" w:after="0" w:line="50" w:lineRule="exact"/>
             </w:pPr>
           </w:p>
         </w:tc>
@@ -3322,11 +3327,12 @@
     </w:tbl>
     <w:p>
       <w:pPr>
-        <w:spacing w:before="0" w:after="0" w:line="20" w:lineRule="exact"/>
+        <w:spacing w:before="0" w:after="0" w:line="50" w:lineRule="exact"/>
       </w:pPr>
     </w:p>
     <w:p>
       <w:pPr>
+        <w:pStyle w:val="Heading2"/>
         <w:keepNext/>
         <w:pBdr>
           <w:bottom w:val="single" w:sz="8" w:space="3" w:color="003A70"/>
@@ -3342,7 +3348,7 @@
           <w:b/>
           <w:color w:val="003A70"/>
           <w:spacing w:val="14"/>
-          <w:sz w:val="19"/>
+          <w:sz w:val="22"/>
           <w:szCs w:val="19"/>
         </w:rPr>
         <w:t xml:space="preserve">TEST PRACTICE</w:t>
@@ -3361,7 +3367,7 @@
           <w:rFonts w:ascii="Avenir Next" w:hAnsi="Avenir Next" w:cs="Avenir Next" w:eastAsia="Avenir Next"/>
           <w:i/>
           <w:color w:val="5A5F66"/>
-          <w:sz w:val="17"/>
+          <w:sz w:val="22"/>
           <w:szCs w:val="17"/>
         </w:rPr>
         <w:t xml:space="preserve">choose the best answer</w:t>
@@ -3369,7 +3375,7 @@
     </w:p>
     <w:p>
       <w:pPr>
-        <w:spacing w:before="0" w:after="0" w:line="20" w:lineRule="exact"/>
+        <w:spacing w:before="0" w:after="0" w:line="50" w:lineRule="exact"/>
       </w:pPr>
     </w:p>
     <w:tbl>
@@ -3419,25 +3425,25 @@
                 <w:rFonts w:ascii="Avenir Next" w:hAnsi="Avenir Next" w:cs="Avenir Next" w:eastAsia="Avenir Next"/>
                 <w:b/>
                 <w:color w:val="1A1A1A"/>
+                <w:sz w:val="22"/>
+                <w:szCs w:val="20"/>
+              </w:rPr>
+              <w:t xml:space="preserve">10.</w:t>
+            </w:r>
+            <w:r>
+              <w:rPr>
+                <w:rFonts w:ascii="Avenir Next" w:hAnsi="Avenir Next" w:cs="Avenir Next" w:eastAsia="Avenir Next"/>
+                <w:color w:val="1A1A1A"/>
                 <w:sz w:val="20"/>
                 <w:szCs w:val="20"/>
               </w:rPr>
-              <w:t xml:space="preserve">10.</w:t>
-            </w:r>
-            <w:r>
-              <w:rPr>
-                <w:rFonts w:ascii="Avenir Next" w:hAnsi="Avenir Next" w:cs="Avenir Next" w:eastAsia="Avenir Next"/>
-                <w:color w:val="1A1A1A"/>
-                <w:sz w:val="20"/>
-                <w:szCs w:val="20"/>
-              </w:rPr>
               <w:tab/>
             </w:r>
             <w:r>
               <w:rPr>
                 <w:rFonts w:ascii="Avenir Next" w:hAnsi="Avenir Next" w:cs="Avenir Next" w:eastAsia="Avenir Next"/>
                 <w:color w:val="1A1A1A"/>
-                <w:sz w:val="20"/>
+                <w:sz w:val="22"/>
                 <w:szCs w:val="20"/>
               </w:rPr>
               <w:t xml:space="preserve">Solve </w:t>
@@ -3447,7 +3453,7 @@
                 <w:rFonts w:ascii="Avenir Next" w:hAnsi="Avenir Next" w:cs="Avenir Next" w:eastAsia="Avenir Next"/>
                 <w:i/>
                 <w:color w:val="1A1A1A"/>
-                <w:sz w:val="20"/>
+                <w:sz w:val="22"/>
                 <w:szCs w:val="20"/>
               </w:rPr>
               <w:t xml:space="preserve">m</w:t>
@@ -3456,7 +3462,7 @@
               <w:rPr>
                 <w:rFonts w:ascii="Avenir Next" w:hAnsi="Avenir Next" w:cs="Avenir Next" w:eastAsia="Avenir Next"/>
                 <w:color w:val="1A1A1A"/>
-                <w:sz w:val="20"/>
+                <w:sz w:val="22"/>
                 <w:szCs w:val="20"/>
               </w:rPr>
               <w:t xml:space="preserve"> − 15 = 40.</w:t>
@@ -3512,7 +3518,7 @@
                       <w:rFonts w:ascii="Avenir Next" w:hAnsi="Avenir Next" w:cs="Avenir Next" w:eastAsia="Avenir Next"/>
                       <w:b/>
                       <w:color w:val="003A70"/>
-                      <w:sz w:val="19"/>
+                      <w:sz w:val="22"/>
                       <w:szCs w:val="19"/>
                     </w:rPr>
                     <w:t xml:space="preserve">A</w:t>
@@ -3531,7 +3537,7 @@
                       <w:rFonts w:ascii="Avenir Next" w:hAnsi="Avenir Next" w:cs="Avenir Next" w:eastAsia="Avenir Next"/>
                       <w:i/>
                       <w:color w:val="1A1A1A"/>
-                      <w:sz w:val="19"/>
+                      <w:sz w:val="22"/>
                       <w:szCs w:val="19"/>
                     </w:rPr>
                     <w:t xml:space="preserve">m</w:t>
@@ -3540,7 +3546,7 @@
                     <w:rPr>
                       <w:rFonts w:ascii="Avenir Next" w:hAnsi="Avenir Next" w:cs="Avenir Next" w:eastAsia="Avenir Next"/>
                       <w:color w:val="1A1A1A"/>
-                      <w:sz w:val="19"/>
+                      <w:sz w:val="22"/>
                       <w:szCs w:val="19"/>
                     </w:rPr>
                     <w:t xml:space="preserve"> = 25</w:t>
@@ -3565,7 +3571,7 @@
                       <w:rFonts w:ascii="Avenir Next" w:hAnsi="Avenir Next" w:cs="Avenir Next" w:eastAsia="Avenir Next"/>
                       <w:b/>
                       <w:color w:val="003A70"/>
-                      <w:sz w:val="19"/>
+                      <w:sz w:val="22"/>
                       <w:szCs w:val="19"/>
                     </w:rPr>
                     <w:t xml:space="preserve">B</w:t>
@@ -3584,7 +3590,7 @@
                       <w:rFonts w:ascii="Avenir Next" w:hAnsi="Avenir Next" w:cs="Avenir Next" w:eastAsia="Avenir Next"/>
                       <w:i/>
                       <w:color w:val="1A1A1A"/>
-                      <w:sz w:val="19"/>
+                      <w:sz w:val="22"/>
                       <w:szCs w:val="19"/>
                     </w:rPr>
                     <w:t xml:space="preserve">m</w:t>
@@ -3593,7 +3599,7 @@
                     <w:rPr>
                       <w:rFonts w:ascii="Avenir Next" w:hAnsi="Avenir Next" w:cs="Avenir Next" w:eastAsia="Avenir Next"/>
                       <w:color w:val="1A1A1A"/>
-                      <w:sz w:val="19"/>
+                      <w:sz w:val="22"/>
                       <w:szCs w:val="19"/>
                     </w:rPr>
                     <w:t xml:space="preserve"> = 55</w:t>
@@ -3618,7 +3624,7 @@
                       <w:rFonts w:ascii="Avenir Next" w:hAnsi="Avenir Next" w:cs="Avenir Next" w:eastAsia="Avenir Next"/>
                       <w:b/>
                       <w:color w:val="003A70"/>
-                      <w:sz w:val="19"/>
+                      <w:sz w:val="22"/>
                       <w:szCs w:val="19"/>
                     </w:rPr>
                     <w:t xml:space="preserve">C</w:t>
@@ -3637,7 +3643,7 @@
                       <w:rFonts w:ascii="Avenir Next" w:hAnsi="Avenir Next" w:cs="Avenir Next" w:eastAsia="Avenir Next"/>
                       <w:i/>
                       <w:color w:val="1A1A1A"/>
-                      <w:sz w:val="19"/>
+                      <w:sz w:val="22"/>
                       <w:szCs w:val="19"/>
                     </w:rPr>
                     <w:t xml:space="preserve">m</w:t>
@@ -3646,7 +3652,7 @@
                     <w:rPr>
                       <w:rFonts w:ascii="Avenir Next" w:hAnsi="Avenir Next" w:cs="Avenir Next" w:eastAsia="Avenir Next"/>
                       <w:color w:val="1A1A1A"/>
-                      <w:sz w:val="19"/>
+                      <w:sz w:val="22"/>
                       <w:szCs w:val="19"/>
                     </w:rPr>
                     <w:t xml:space="preserve"> = 600</w:t>
@@ -3671,7 +3677,7 @@
                       <w:rFonts w:ascii="Avenir Next" w:hAnsi="Avenir Next" w:cs="Avenir Next" w:eastAsia="Avenir Next"/>
                       <w:b/>
                       <w:color w:val="003A70"/>
-                      <w:sz w:val="19"/>
+                      <w:sz w:val="22"/>
                       <w:szCs w:val="19"/>
                     </w:rPr>
                     <w:t xml:space="preserve">D</w:t>
@@ -3690,7 +3696,7 @@
                       <w:rFonts w:ascii="Avenir Next" w:hAnsi="Avenir Next" w:cs="Avenir Next" w:eastAsia="Avenir Next"/>
                       <w:i/>
                       <w:color w:val="1A1A1A"/>
-                      <w:sz w:val="19"/>
+                      <w:sz w:val="22"/>
                       <w:szCs w:val="19"/>
                     </w:rPr>
                     <w:t xml:space="preserve">m</w:t>
@@ -3699,7 +3705,7 @@
                     <w:rPr>
                       <w:rFonts w:ascii="Avenir Next" w:hAnsi="Avenir Next" w:cs="Avenir Next" w:eastAsia="Avenir Next"/>
                       <w:color w:val="1A1A1A"/>
-                      <w:sz w:val="19"/>
+                      <w:sz w:val="22"/>
                       <w:szCs w:val="19"/>
                     </w:rPr>
                     <w:t xml:space="preserve"> = 15</w:t>
@@ -3710,7 +3716,7 @@
           </w:tbl>
           <w:p>
             <w:pPr>
-              <w:spacing w:before="0" w:after="0" w:line="24" w:lineRule="auto"/>
+              <w:spacing w:before="0" w:after="0" w:line="50" w:lineRule="exact"/>
             </w:pPr>
           </w:p>
         </w:tc>
@@ -3718,12 +3724,12 @@
     </w:tbl>
     <w:p>
       <w:pPr>
-        <w:spacing w:before="0" w:after="0" w:line="20" w:lineRule="exact"/>
+        <w:spacing w:before="0" w:after="0" w:line="50" w:lineRule="exact"/>
       </w:pPr>
     </w:p>
     <w:p>
       <w:pPr>
-        <w:spacing w:before="0" w:after="0" w:line="20" w:lineRule="exact"/>
+        <w:spacing w:before="0" w:after="0" w:line="50" w:lineRule="exact"/>
       </w:pPr>
     </w:p>
     <w:tbl>
@@ -3773,25 +3779,25 @@
                 <w:rFonts w:ascii="Avenir Next" w:hAnsi="Avenir Next" w:cs="Avenir Next" w:eastAsia="Avenir Next"/>
                 <w:b/>
                 <w:color w:val="1A1A1A"/>
+                <w:sz w:val="22"/>
+                <w:szCs w:val="20"/>
+              </w:rPr>
+              <w:t xml:space="preserve">11.</w:t>
+            </w:r>
+            <w:r>
+              <w:rPr>
+                <w:rFonts w:ascii="Avenir Next" w:hAnsi="Avenir Next" w:cs="Avenir Next" w:eastAsia="Avenir Next"/>
+                <w:color w:val="1A1A1A"/>
                 <w:sz w:val="20"/>
                 <w:szCs w:val="20"/>
               </w:rPr>
-              <w:t xml:space="preserve">11.</w:t>
-            </w:r>
-            <w:r>
-              <w:rPr>
-                <w:rFonts w:ascii="Avenir Next" w:hAnsi="Avenir Next" w:cs="Avenir Next" w:eastAsia="Avenir Next"/>
-                <w:color w:val="1A1A1A"/>
-                <w:sz w:val="20"/>
-                <w:szCs w:val="20"/>
-              </w:rPr>
               <w:tab/>
             </w:r>
             <w:r>
               <w:rPr>
                 <w:rFonts w:ascii="Avenir Next" w:hAnsi="Avenir Next" w:cs="Avenir Next" w:eastAsia="Avenir Next"/>
                 <w:color w:val="1A1A1A"/>
-                <w:sz w:val="20"/>
+                <w:sz w:val="22"/>
                 <w:szCs w:val="20"/>
               </w:rPr>
               <w:t xml:space="preserve">In </w:t>
@@ -3801,7 +3807,7 @@
                 <w:rFonts w:ascii="Avenir Next" w:hAnsi="Avenir Next" w:cs="Avenir Next" w:eastAsia="Avenir Next"/>
                 <w:i/>
                 <w:color w:val="1A1A1A"/>
-                <w:sz w:val="20"/>
+                <w:sz w:val="22"/>
                 <w:szCs w:val="20"/>
               </w:rPr>
               <w:t xml:space="preserve">n</w:t>
@@ -3810,7 +3816,7 @@
               <w:rPr>
                 <w:rFonts w:ascii="Avenir Next" w:hAnsi="Avenir Next" w:cs="Avenir Next" w:eastAsia="Avenir Next"/>
                 <w:color w:val="1A1A1A"/>
-                <w:sz w:val="20"/>
+                <w:sz w:val="22"/>
                 <w:szCs w:val="20"/>
               </w:rPr>
               <w:t xml:space="preserve"> − 12 = 30, the value of </w:t>
@@ -3820,7 +3826,7 @@
                 <w:rFonts w:ascii="Avenir Next" w:hAnsi="Avenir Next" w:cs="Avenir Next" w:eastAsia="Avenir Next"/>
                 <w:i/>
                 <w:color w:val="1A1A1A"/>
-                <w:sz w:val="20"/>
+                <w:sz w:val="22"/>
                 <w:szCs w:val="20"/>
               </w:rPr>
               <w:t xml:space="preserve">n</w:t>
@@ -3829,7 +3835,7 @@
               <w:rPr>
                 <w:rFonts w:ascii="Avenir Next" w:hAnsi="Avenir Next" w:cs="Avenir Next" w:eastAsia="Avenir Next"/>
                 <w:color w:val="1A1A1A"/>
-                <w:sz w:val="20"/>
+                <w:sz w:val="22"/>
                 <w:szCs w:val="20"/>
               </w:rPr>
               <w:t xml:space="preserve"> must be —</w:t>
@@ -3885,7 +3891,7 @@
                       <w:rFonts w:ascii="Avenir Next" w:hAnsi="Avenir Next" w:cs="Avenir Next" w:eastAsia="Avenir Next"/>
                       <w:b/>
                       <w:color w:val="003A70"/>
-                      <w:sz w:val="19"/>
+                      <w:sz w:val="22"/>
                       <w:szCs w:val="19"/>
                     </w:rPr>
                     <w:t xml:space="preserve">A</w:t>
@@ -3903,7 +3909,7 @@
                     <w:rPr>
                       <w:rFonts w:ascii="Avenir Next" w:hAnsi="Avenir Next" w:cs="Avenir Next" w:eastAsia="Avenir Next"/>
                       <w:color w:val="1A1A1A"/>
-                      <w:sz w:val="19"/>
+                      <w:sz w:val="22"/>
                       <w:szCs w:val="19"/>
                     </w:rPr>
                     <w:t xml:space="preserve">less than 30</w:t>
@@ -3928,7 +3934,7 @@
                       <w:rFonts w:ascii="Avenir Next" w:hAnsi="Avenir Next" w:cs="Avenir Next" w:eastAsia="Avenir Next"/>
                       <w:b/>
                       <w:color w:val="003A70"/>
-                      <w:sz w:val="19"/>
+                      <w:sz w:val="22"/>
                       <w:szCs w:val="19"/>
                     </w:rPr>
                     <w:t xml:space="preserve">B</w:t>
@@ -3946,7 +3952,7 @@
                     <w:rPr>
                       <w:rFonts w:ascii="Avenir Next" w:hAnsi="Avenir Next" w:cs="Avenir Next" w:eastAsia="Avenir Next"/>
                       <w:color w:val="1A1A1A"/>
-                      <w:sz w:val="19"/>
+                      <w:sz w:val="22"/>
                       <w:szCs w:val="19"/>
                     </w:rPr>
                     <w:t xml:space="preserve">equal to 12</w:t>
@@ -3971,7 +3977,7 @@
                       <w:rFonts w:ascii="Avenir Next" w:hAnsi="Avenir Next" w:cs="Avenir Next" w:eastAsia="Avenir Next"/>
                       <w:b/>
                       <w:color w:val="003A70"/>
-                      <w:sz w:val="19"/>
+                      <w:sz w:val="22"/>
                       <w:szCs w:val="19"/>
                     </w:rPr>
                     <w:t xml:space="preserve">C</w:t>
@@ -3989,7 +3995,7 @@
                     <w:rPr>
                       <w:rFonts w:ascii="Avenir Next" w:hAnsi="Avenir Next" w:cs="Avenir Next" w:eastAsia="Avenir Next"/>
                       <w:color w:val="1A1A1A"/>
-                      <w:sz w:val="19"/>
+                      <w:sz w:val="22"/>
                       <w:szCs w:val="19"/>
                     </w:rPr>
                     <w:t xml:space="preserve">greater than 30</w:t>
@@ -4014,7 +4020,7 @@
                       <w:rFonts w:ascii="Avenir Next" w:hAnsi="Avenir Next" w:cs="Avenir Next" w:eastAsia="Avenir Next"/>
                       <w:b/>
                       <w:color w:val="003A70"/>
-                      <w:sz w:val="19"/>
+                      <w:sz w:val="22"/>
                       <w:szCs w:val="19"/>
                     </w:rPr>
                     <w:t xml:space="preserve">D</w:t>
@@ -4032,7 +4038,7 @@
                     <w:rPr>
                       <w:rFonts w:ascii="Avenir Next" w:hAnsi="Avenir Next" w:cs="Avenir Next" w:eastAsia="Avenir Next"/>
                       <w:color w:val="1A1A1A"/>
-                      <w:sz w:val="19"/>
+                      <w:sz w:val="22"/>
                       <w:szCs w:val="19"/>
                     </w:rPr>
                     <w:t xml:space="preserve">equal to 18</w:t>
@@ -4043,7 +4049,7 @@
           </w:tbl>
           <w:p>
             <w:pPr>
-              <w:spacing w:before="0" w:after="0" w:line="24" w:lineRule="auto"/>
+              <w:spacing w:before="0" w:after="0" w:line="50" w:lineRule="exact"/>
             </w:pPr>
           </w:p>
         </w:tc>
@@ -4051,11 +4057,12 @@
     </w:tbl>
     <w:p>
       <w:pPr>
-        <w:spacing w:before="0" w:after="0" w:line="20" w:lineRule="exact"/>
+        <w:spacing w:before="0" w:after="0" w:line="50" w:lineRule="exact"/>
       </w:pPr>
     </w:p>
     <w:p>
       <w:pPr>
+        <w:pStyle w:val="Heading2"/>
         <w:keepNext/>
         <w:pBdr>
           <w:bottom w:val="single" w:sz="8" w:space="3" w:color="003A70"/>
@@ -4071,7 +4078,7 @@
           <w:b/>
           <w:color w:val="003A70"/>
           <w:spacing w:val="14"/>
-          <w:sz w:val="19"/>
+          <w:sz w:val="22"/>
           <w:szCs w:val="19"/>
         </w:rPr>
         <w:t xml:space="preserve">SELF-CHECK CODE</w:t>
@@ -4090,7 +4097,7 @@
           <w:rFonts w:ascii="Avenir Next" w:hAnsi="Avenir Next" w:cs="Avenir Next" w:eastAsia="Avenir Next"/>
           <w:i/>
           <w:color w:val="5A5F66"/>
-          <w:sz w:val="17"/>
+          <w:sz w:val="22"/>
           <w:szCs w:val="17"/>
         </w:rPr>
         <w:t xml:space="preserve">find your answer · copy its letter into that problem’s box · spell a math word</w:t>
@@ -4149,7 +4156,7 @@
                 <w:rFonts w:ascii="Avenir Next" w:hAnsi="Avenir Next" w:cs="Avenir Next" w:eastAsia="Avenir Next"/>
                 <w:b/>
                 <w:color w:val="1A1A1A"/>
-                <w:sz w:val="18"/>
+                <w:sz w:val="22"/>
                 <w:szCs w:val="18"/>
               </w:rPr>
               <w:t xml:space="preserve">41</w:t>
@@ -4165,7 +4172,7 @@
                 <w:rFonts w:ascii="Avenir Next" w:hAnsi="Avenir Next" w:cs="Avenir Next" w:eastAsia="Avenir Next"/>
                 <w:b/>
                 <w:color w:val="003A70"/>
-                <w:sz w:val="18"/>
+                <w:sz w:val="22"/>
                 <w:szCs w:val="18"/>
               </w:rPr>
               <w:t xml:space="preserve">S</w:t>
@@ -4188,7 +4195,7 @@
                 <w:rFonts w:ascii="Avenir Next" w:hAnsi="Avenir Next" w:cs="Avenir Next" w:eastAsia="Avenir Next"/>
                 <w:b/>
                 <w:color w:val="1A1A1A"/>
-                <w:sz w:val="18"/>
+                <w:sz w:val="22"/>
                 <w:szCs w:val="18"/>
               </w:rPr>
               <w:t xml:space="preserve">223</w:t>
@@ -4204,7 +4211,7 @@
                 <w:rFonts w:ascii="Avenir Next" w:hAnsi="Avenir Next" w:cs="Avenir Next" w:eastAsia="Avenir Next"/>
                 <w:b/>
                 <w:color w:val="003A70"/>
-                <w:sz w:val="18"/>
+                <w:sz w:val="22"/>
                 <w:szCs w:val="18"/>
               </w:rPr>
               <w:t xml:space="preserve">T</w:t>
@@ -4227,7 +4234,7 @@
                 <w:rFonts w:ascii="Avenir Next" w:hAnsi="Avenir Next" w:cs="Avenir Next" w:eastAsia="Avenir Next"/>
                 <w:b/>
                 <w:color w:val="1A1A1A"/>
-                <w:sz w:val="18"/>
+                <w:sz w:val="22"/>
                 <w:szCs w:val="18"/>
               </w:rPr>
               <w:t xml:space="preserve">123</w:t>
@@ -4243,7 +4250,7 @@
                 <w:rFonts w:ascii="Avenir Next" w:hAnsi="Avenir Next" w:cs="Avenir Next" w:eastAsia="Avenir Next"/>
                 <w:b/>
                 <w:color w:val="003A70"/>
-                <w:sz w:val="18"/>
+                <w:sz w:val="22"/>
                 <w:szCs w:val="18"/>
               </w:rPr>
               <w:t xml:space="preserve">E</w:t>
@@ -4266,7 +4273,7 @@
                 <w:rFonts w:ascii="Avenir Next" w:hAnsi="Avenir Next" w:cs="Avenir Next" w:eastAsia="Avenir Next"/>
                 <w:b/>
                 <w:color w:val="1A1A1A"/>
-                <w:sz w:val="18"/>
+                <w:sz w:val="22"/>
                 <w:szCs w:val="18"/>
               </w:rPr>
               <w:t xml:space="preserve">234</w:t>
@@ -4282,7 +4289,7 @@
                 <w:rFonts w:ascii="Avenir Next" w:hAnsi="Avenir Next" w:cs="Avenir Next" w:eastAsia="Avenir Next"/>
                 <w:b/>
                 <w:color w:val="003A70"/>
-                <w:sz w:val="18"/>
+                <w:sz w:val="22"/>
                 <w:szCs w:val="18"/>
               </w:rPr>
               <w:t xml:space="preserve">L</w:t>
@@ -4305,7 +4312,7 @@
                 <w:rFonts w:ascii="Avenir Next" w:hAnsi="Avenir Next" w:cs="Avenir Next" w:eastAsia="Avenir Next"/>
                 <w:b/>
                 <w:color w:val="1A1A1A"/>
-                <w:sz w:val="18"/>
+                <w:sz w:val="22"/>
                 <w:szCs w:val="18"/>
               </w:rPr>
               <w:t xml:space="preserve">92</w:t>
@@ -4321,7 +4328,7 @@
                 <w:rFonts w:ascii="Avenir Next" w:hAnsi="Avenir Next" w:cs="Avenir Next" w:eastAsia="Avenir Next"/>
                 <w:b/>
                 <w:color w:val="003A70"/>
-                <w:sz w:val="18"/>
+                <w:sz w:val="22"/>
                 <w:szCs w:val="18"/>
               </w:rPr>
               <w:t xml:space="preserve">O</w:t>
@@ -4344,7 +4351,7 @@
                 <w:rFonts w:ascii="Avenir Next" w:hAnsi="Avenir Next" w:cs="Avenir Next" w:eastAsia="Avenir Next"/>
                 <w:b/>
                 <w:color w:val="1A1A1A"/>
-                <w:sz w:val="18"/>
+                <w:sz w:val="22"/>
                 <w:szCs w:val="18"/>
               </w:rPr>
               <w:t xml:space="preserve">31</w:t>
@@ -4360,7 +4367,7 @@
                 <w:rFonts w:ascii="Avenir Next" w:hAnsi="Avenir Next" w:cs="Avenir Next" w:eastAsia="Avenir Next"/>
                 <w:b/>
                 <w:color w:val="003A70"/>
-                <w:sz w:val="18"/>
+                <w:sz w:val="22"/>
                 <w:szCs w:val="18"/>
               </w:rPr>
               <w:t xml:space="preserve">Q</w:t>
@@ -4383,7 +4390,7 @@
                 <w:rFonts w:ascii="Avenir Next" w:hAnsi="Avenir Next" w:cs="Avenir Next" w:eastAsia="Avenir Next"/>
                 <w:b/>
                 <w:color w:val="1A1A1A"/>
-                <w:sz w:val="18"/>
+                <w:sz w:val="22"/>
                 <w:szCs w:val="18"/>
               </w:rPr>
               <w:t xml:space="preserve">63</w:t>
@@ -4399,7 +4406,7 @@
                 <w:rFonts w:ascii="Avenir Next" w:hAnsi="Avenir Next" w:cs="Avenir Next" w:eastAsia="Avenir Next"/>
                 <w:b/>
                 <w:color w:val="003A70"/>
-                <w:sz w:val="18"/>
+                <w:sz w:val="22"/>
                 <w:szCs w:val="18"/>
               </w:rPr>
               <w:t xml:space="preserve">I</w:t>
@@ -4422,7 +4429,7 @@
                 <w:rFonts w:ascii="Avenir Next" w:hAnsi="Avenir Next" w:cs="Avenir Next" w:eastAsia="Avenir Next"/>
                 <w:b/>
                 <w:color w:val="1A1A1A"/>
-                <w:sz w:val="18"/>
+                <w:sz w:val="22"/>
                 <w:szCs w:val="18"/>
               </w:rPr>
               <w:t xml:space="preserve">$50.25</w:t>
@@ -4438,7 +4445,7 @@
                 <w:rFonts w:ascii="Avenir Next" w:hAnsi="Avenir Next" w:cs="Avenir Next" w:eastAsia="Avenir Next"/>
                 <w:b/>
                 <w:color w:val="003A70"/>
-                <w:sz w:val="18"/>
+                <w:sz w:val="22"/>
                 <w:szCs w:val="18"/>
               </w:rPr>
               <w:t xml:space="preserve">A</w:t>
@@ -4461,7 +4468,7 @@
                 <w:rFonts w:ascii="Avenir Next" w:hAnsi="Avenir Next" w:cs="Avenir Next" w:eastAsia="Avenir Next"/>
                 <w:b/>
                 <w:color w:val="1A1A1A"/>
-                <w:sz w:val="18"/>
+                <w:sz w:val="22"/>
                 <w:szCs w:val="18"/>
               </w:rPr>
               <w:t xml:space="preserve">$13.25</w:t>
@@ -4477,7 +4484,7 @@
                 <w:rFonts w:ascii="Avenir Next" w:hAnsi="Avenir Next" w:cs="Avenir Next" w:eastAsia="Avenir Next"/>
                 <w:b/>
                 <w:color w:val="003A70"/>
-                <w:sz w:val="18"/>
+                <w:sz w:val="22"/>
                 <w:szCs w:val="18"/>
               </w:rPr>
               <w:t xml:space="preserve">X</w:t>
@@ -4500,7 +4507,7 @@
                 <w:rFonts w:ascii="Avenir Next" w:hAnsi="Avenir Next" w:cs="Avenir Next" w:eastAsia="Avenir Next"/>
                 <w:b/>
                 <w:color w:val="1A1A1A"/>
-                <w:sz w:val="18"/>
+                <w:sz w:val="22"/>
                 <w:szCs w:val="18"/>
               </w:rPr>
               <w:t xml:space="preserve">17</w:t>
@@ -4516,7 +4523,7 @@
                 <w:rFonts w:ascii="Avenir Next" w:hAnsi="Avenir Next" w:cs="Avenir Next" w:eastAsia="Avenir Next"/>
                 <w:b/>
                 <w:color w:val="003A70"/>
-                <w:sz w:val="18"/>
+                <w:sz w:val="22"/>
                 <w:szCs w:val="18"/>
               </w:rPr>
               <w:t xml:space="preserve">Z</w:t>
@@ -4527,7 +4534,7 @@
     </w:tbl>
     <w:p>
       <w:pPr>
-        <w:spacing w:before="0" w:after="0" w:line="60" w:lineRule="auto"/>
+        <w:spacing w:before="0" w:after="0" w:line="50" w:lineRule="exact"/>
       </w:pPr>
     </w:p>
     <w:tbl>
@@ -4716,7 +4723,7 @@
     </w:tbl>
     <w:p>
       <w:pPr>
-        <w:spacing w:before="0" w:after="0" w:line="40" w:lineRule="auto"/>
+        <w:spacing w:before="0" w:after="0" w:line="50" w:lineRule="exact"/>
       </w:pPr>
     </w:p>
     <w:tbl>
@@ -4758,6 +4765,7 @@
           </w:tcPr>
           <w:p>
             <w:pPr>
+              <w:pStyle w:val="Heading2"/>
               <w:spacing w:before="0" w:after="0" w:line="240" w:lineRule="auto"/>
             </w:pPr>
             <w:r>
@@ -4795,7 +4803,7 @@
               <w:rPr>
                 <w:rFonts w:ascii="Avenir Next" w:hAnsi="Avenir Next" w:cs="Avenir Next" w:eastAsia="Avenir Next"/>
                 <w:color w:val="1A1A1A"/>
-                <w:sz w:val="17"/>
+                <w:sz w:val="22"/>
                 <w:szCs w:val="17"/>
               </w:rPr>
               <w:t xml:space="preserve">  I can do this on my own</w:t>
@@ -4824,7 +4832,7 @@
               <w:rPr>
                 <w:rFonts w:ascii="Avenir Next" w:hAnsi="Avenir Next" w:cs="Avenir Next" w:eastAsia="Avenir Next"/>
                 <w:color w:val="1A1A1A"/>
-                <w:sz w:val="17"/>
+                <w:sz w:val="22"/>
                 <w:szCs w:val="17"/>
               </w:rPr>
               <w:t xml:space="preserve">  I need a little help</w:t>
@@ -4853,7 +4861,7 @@
               <w:rPr>
                 <w:rFonts w:ascii="Avenir Next" w:hAnsi="Avenir Next" w:cs="Avenir Next" w:eastAsia="Avenir Next"/>
                 <w:color w:val="1A1A1A"/>
-                <w:sz w:val="17"/>
+                <w:sz w:val="22"/>
                 <w:szCs w:val="17"/>
               </w:rPr>
               <w:t xml:space="preserve">  I have a question about #</w:t>
@@ -4874,7 +4882,7 @@
     </w:tbl>
     <w:p>
       <w:pPr>
-        <w:spacing w:before="0" w:after="0" w:line="20" w:lineRule="exact"/>
+        <w:spacing w:before="0" w:after="0" w:line="50" w:lineRule="exact"/>
       </w:pPr>
     </w:p>
     <w:sectPr>
@@ -4960,7 +4968,106 @@
               <w:sz w:val="15"/>
               <w:szCs w:val="15"/>
             </w:rPr>
-            <w:t xml:space="preserve">Lesson 8-2  ·  Session 2  ·  Practice Form A</w:t>
+            <w:t xml:space="preserve">8-2 · Page </w:t>
+          </w:r>
+          <w:r>
+            <w:rPr>
+              <w:rFonts w:ascii="Avenir Next" w:hAnsi="Avenir Next" w:cs="Avenir Next" w:eastAsia="Avenir Next"/>
+              <w:color w:val="5A5F66"/>
+              <w:sz w:val="15"/>
+              <w:szCs w:val="15"/>
+            </w:rPr>
+            <w:fldChar w:fldCharType="begin"/>
+          </w:r>
+          <w:r>
+            <w:rPr>
+              <w:rFonts w:ascii="Avenir Next" w:hAnsi="Avenir Next" w:cs="Avenir Next" w:eastAsia="Avenir Next"/>
+              <w:color w:val="5A5F66"/>
+              <w:sz w:val="15"/>
+              <w:szCs w:val="15"/>
+            </w:rPr>
+            <w:instrText xml:space="preserve"> PAGE </w:instrText>
+          </w:r>
+          <w:r>
+            <w:rPr>
+              <w:rFonts w:ascii="Avenir Next" w:hAnsi="Avenir Next" w:cs="Avenir Next" w:eastAsia="Avenir Next"/>
+              <w:color w:val="5A5F66"/>
+              <w:sz w:val="15"/>
+              <w:szCs w:val="15"/>
+            </w:rPr>
+            <w:fldChar w:fldCharType="separate"/>
+          </w:r>
+          <w:r>
+            <w:rPr>
+              <w:rFonts w:ascii="Avenir Next" w:hAnsi="Avenir Next" w:cs="Avenir Next" w:eastAsia="Avenir Next"/>
+              <w:color w:val="5A5F66"/>
+              <w:sz w:val="15"/>
+              <w:szCs w:val="15"/>
+            </w:rPr>
+            <w:t xml:space="preserve">1</w:t>
+          </w:r>
+          <w:r>
+            <w:rPr>
+              <w:rFonts w:ascii="Avenir Next" w:hAnsi="Avenir Next" w:cs="Avenir Next" w:eastAsia="Avenir Next"/>
+              <w:color w:val="5A5F66"/>
+              <w:sz w:val="15"/>
+              <w:szCs w:val="15"/>
+            </w:rPr>
+            <w:fldChar w:fldCharType="end"/>
+          </w:r>
+          <w:r>
+            <w:rPr>
+              <w:rFonts w:ascii="Avenir Next" w:hAnsi="Avenir Next" w:cs="Avenir Next" w:eastAsia="Avenir Next"/>
+              <w:color w:val="5A5F66"/>
+              <w:sz w:val="15"/>
+              <w:szCs w:val="15"/>
+            </w:rPr>
+            <w:t xml:space="preserve"> of </w:t>
+          </w:r>
+          <w:r>
+            <w:rPr>
+              <w:rFonts w:ascii="Avenir Next" w:hAnsi="Avenir Next" w:cs="Avenir Next" w:eastAsia="Avenir Next"/>
+              <w:color w:val="5A5F66"/>
+              <w:sz w:val="15"/>
+              <w:szCs w:val="15"/>
+            </w:rPr>
+            <w:fldChar w:fldCharType="begin"/>
+          </w:r>
+          <w:r>
+            <w:rPr>
+              <w:rFonts w:ascii="Avenir Next" w:hAnsi="Avenir Next" w:cs="Avenir Next" w:eastAsia="Avenir Next"/>
+              <w:color w:val="5A5F66"/>
+              <w:sz w:val="15"/>
+              <w:szCs w:val="15"/>
+            </w:rPr>
+            <w:instrText xml:space="preserve"> NUMPAGES </w:instrText>
+          </w:r>
+          <w:r>
+            <w:rPr>
+              <w:rFonts w:ascii="Avenir Next" w:hAnsi="Avenir Next" w:cs="Avenir Next" w:eastAsia="Avenir Next"/>
+              <w:color w:val="5A5F66"/>
+              <w:sz w:val="15"/>
+              <w:szCs w:val="15"/>
+            </w:rPr>
+            <w:fldChar w:fldCharType="separate"/>
+          </w:r>
+          <w:r>
+            <w:rPr>
+              <w:rFonts w:ascii="Avenir Next" w:hAnsi="Avenir Next" w:cs="Avenir Next" w:eastAsia="Avenir Next"/>
+              <w:color w:val="5A5F66"/>
+              <w:sz w:val="15"/>
+              <w:szCs w:val="15"/>
+            </w:rPr>
+            <w:t xml:space="preserve">1</w:t>
+          </w:r>
+          <w:r>
+            <w:rPr>
+              <w:rFonts w:ascii="Avenir Next" w:hAnsi="Avenir Next" w:cs="Avenir Next" w:eastAsia="Avenir Next"/>
+              <w:color w:val="5A5F66"/>
+              <w:sz w:val="15"/>
+              <w:szCs w:val="15"/>
+            </w:rPr>
+            <w:fldChar w:fldCharType="end"/>
           </w:r>
         </w:p>
       </w:tc>
@@ -5003,5 +5110,23 @@
       </w:tblCellMar>
     </w:tblPr>
   </w:style>
+  <w:style w:type="paragraph" w:styleId="Heading1">
+    <w:name w:val="heading 1"/>
+    <w:basedOn w:val="Normal"/>
+    <w:pPr>
+      <w:outlineLvl w:val="0"/>
+      <w:keepNext w:val="0"/>
+      <w:keepLines w:val="0"/>
+    </w:pPr>
+  </w:style>
+  <w:style w:type="paragraph" w:styleId="Heading2">
+    <w:name w:val="heading 2"/>
+    <w:basedOn w:val="Normal"/>
+    <w:pPr>
+      <w:outlineLvl w:val="1"/>
+      <w:keepNext w:val="0"/>
+      <w:keepLines w:val="0"/>
+    </w:pPr>
+  </w:style>
 </w:styles>
 </file>